--- a/rapports/16_02_2026/BLONDIN/coh_EQ26_sup_121101000044.docx
+++ b/rapports/16_02_2026/BLONDIN/coh_EQ26_sup_121101000044.docx
@@ -25,7 +25,7 @@
         <w:br/>
         <w:t>Grappe: 121101000044</w:t>
         <w:br/>
-        <w:t>Date: 16/02/2026 a 12:40</w:t>
+        <w:t>Date: 16/02/2026 a 12:58</w:t>
       </w:r>
     </w:p>
     <w:p/>

--- a/rapports/16_02_2026/BLONDIN/coh_EQ26_sup_121101000044.docx
+++ b/rapports/16_02_2026/BLONDIN/coh_EQ26_sup_121101000044.docx
@@ -25,7 +25,7 @@
         <w:br/>
         <w:t>Grappe: 121101000044</w:t>
         <w:br/>
-        <w:t>Date: 16/02/2026 a 12:58</w:t>
+        <w:t>Date: 16/02/2026 a 13:05</w:t>
       </w:r>
     </w:p>
     <w:p/>
@@ -97,7 +97,7 @@
           </w:tcPr>
           <w:p>
             <w:r>
-              <w:t>9</w:t>
+              <w:t>12</w:t>
             </w:r>
           </w:p>
         </w:tc>
@@ -119,7 +119,7 @@
           </w:tcPr>
           <w:p>
             <w:r>
-              <w:t>29</w:t>
+              <w:t>26</w:t>
             </w:r>
           </w:p>
         </w:tc>
@@ -199,6 +199,38 @@
           </w:tcPr>
           <w:p>
             <w:r>
+              <w:t>Section7b</w:t>
+            </w:r>
+          </w:p>
+        </w:tc>
+        <w:tc>
+          <w:tcPr>
+            <w:tcW w:type="dxa" w:w="3324"/>
+          </w:tcPr>
+          <w:p>
+            <w:r>
+              <w:t>Consommation alimentaire - 7 jours</w:t>
+            </w:r>
+          </w:p>
+        </w:tc>
+        <w:tc>
+          <w:tcPr>
+            <w:tcW w:type="dxa" w:w="3324"/>
+          </w:tcPr>
+          <w:p>
+            <w:r>
+              <w:t>12</w:t>
+            </w:r>
+          </w:p>
+        </w:tc>
+      </w:tr>
+      <w:tr>
+        <w:tc>
+          <w:tcPr>
+            <w:tcW w:type="dxa" w:w="3324"/>
+          </w:tcPr>
+          <w:p>
+            <w:r>
               <w:t>Section16a</w:t>
             </w:r>
           </w:p>
@@ -219,7 +251,7 @@
           </w:tcPr>
           <w:p>
             <w:r>
-              <w:t>9</w:t>
+              <w:t>12</w:t>
             </w:r>
           </w:p>
         </w:tc>
@@ -251,7 +283,135 @@
           </w:tcPr>
           <w:p>
             <w:r>
+              <w:t>11</w:t>
+            </w:r>
+          </w:p>
+        </w:tc>
+      </w:tr>
+      <w:tr>
+        <w:tc>
+          <w:tcPr>
+            <w:tcW w:type="dxa" w:w="3324"/>
+          </w:tcPr>
+          <w:p>
+            <w:r>
+              <w:t>Section4a</w:t>
+            </w:r>
+          </w:p>
+        </w:tc>
+        <w:tc>
+          <w:tcPr>
+            <w:tcW w:type="dxa" w:w="3324"/>
+          </w:tcPr>
+          <w:p>
+            <w:r>
+              <w:t>Emploi</w:t>
+            </w:r>
+          </w:p>
+        </w:tc>
+        <w:tc>
+          <w:tcPr>
+            <w:tcW w:type="dxa" w:w="3324"/>
+          </w:tcPr>
+          <w:p>
+            <w:r>
+              <w:t>9</w:t>
+            </w:r>
+          </w:p>
+        </w:tc>
+      </w:tr>
+      <w:tr>
+        <w:tc>
+          <w:tcPr>
+            <w:tcW w:type="dxa" w:w="3324"/>
+          </w:tcPr>
+          <w:p>
+            <w:r>
+              <w:t>Section1</w:t>
+            </w:r>
+          </w:p>
+        </w:tc>
+        <w:tc>
+          <w:tcPr>
+            <w:tcW w:type="dxa" w:w="3324"/>
+          </w:tcPr>
+          <w:p>
+            <w:r>
+              <w:t>Caracteristiques des membres</w:t>
+            </w:r>
+          </w:p>
+        </w:tc>
+        <w:tc>
+          <w:tcPr>
+            <w:tcW w:type="dxa" w:w="3324"/>
+          </w:tcPr>
+          <w:p>
+            <w:r>
               <w:t>8</w:t>
+            </w:r>
+          </w:p>
+        </w:tc>
+      </w:tr>
+      <w:tr>
+        <w:tc>
+          <w:tcPr>
+            <w:tcW w:type="dxa" w:w="3324"/>
+          </w:tcPr>
+          <w:p>
+            <w:r>
+              <w:t>Section11</w:t>
+            </w:r>
+          </w:p>
+        </w:tc>
+        <w:tc>
+          <w:tcPr>
+            <w:tcW w:type="dxa" w:w="3324"/>
+          </w:tcPr>
+          <w:p>
+            <w:r>
+              <w:t>Caracteristiques logement</w:t>
+            </w:r>
+          </w:p>
+        </w:tc>
+        <w:tc>
+          <w:tcPr>
+            <w:tcW w:type="dxa" w:w="3324"/>
+          </w:tcPr>
+          <w:p>
+            <w:r>
+              <w:t>8</w:t>
+            </w:r>
+          </w:p>
+        </w:tc>
+      </w:tr>
+      <w:tr>
+        <w:tc>
+          <w:tcPr>
+            <w:tcW w:type="dxa" w:w="3324"/>
+          </w:tcPr>
+          <w:p>
+            <w:r>
+              <w:t>Section4b</w:t>
+            </w:r>
+          </w:p>
+        </w:tc>
+        <w:tc>
+          <w:tcPr>
+            <w:tcW w:type="dxa" w:w="3324"/>
+          </w:tcPr>
+          <w:p>
+            <w:r>
+              <w:t>Emploi - Activite principale</w:t>
+            </w:r>
+          </w:p>
+        </w:tc>
+        <w:tc>
+          <w:tcPr>
+            <w:tcW w:type="dxa" w:w="3324"/>
+          </w:tcPr>
+          <w:p>
+            <w:r>
+              <w:t>7</w:t>
             </w:r>
           </w:p>
         </w:tc>
@@ -295,7 +455,7 @@
           </w:tcPr>
           <w:p>
             <w:r>
-              <w:t>Section1</w:t>
+              <w:t>Section19</w:t>
             </w:r>
           </w:p>
         </w:tc>
@@ -305,7 +465,7 @@
           </w:tcPr>
           <w:p>
             <w:r>
-              <w:t>Caracteristiques des membres</w:t>
+              <w:t>Equipements agricoles</w:t>
             </w:r>
           </w:p>
         </w:tc>
@@ -327,7 +487,7 @@
           </w:tcPr>
           <w:p>
             <w:r>
-              <w:t>Section4a</w:t>
+              <w:t>Section9c</w:t>
             </w:r>
           </w:p>
         </w:tc>
@@ -337,167 +497,7 @@
           </w:tcPr>
           <w:p>
             <w:r>
-              <w:t>Emploi</w:t>
-            </w:r>
-          </w:p>
-        </w:tc>
-        <w:tc>
-          <w:tcPr>
-            <w:tcW w:type="dxa" w:w="3324"/>
-          </w:tcPr>
-          <w:p>
-            <w:r>
-              <w:t>6</w:t>
-            </w:r>
-          </w:p>
-        </w:tc>
-      </w:tr>
-      <w:tr>
-        <w:tc>
-          <w:tcPr>
-            <w:tcW w:type="dxa" w:w="3324"/>
-          </w:tcPr>
-          <w:p>
-            <w:r>
-              <w:t>Section7a1</w:t>
-            </w:r>
-          </w:p>
-        </w:tc>
-        <w:tc>
-          <w:tcPr>
-            <w:tcW w:type="dxa" w:w="3324"/>
-          </w:tcPr>
-          <w:p>
-            <w:r>
-              <w:t>Repas pris a l'exterieur du menage</w:t>
-            </w:r>
-          </w:p>
-        </w:tc>
-        <w:tc>
-          <w:tcPr>
-            <w:tcW w:type="dxa" w:w="3324"/>
-          </w:tcPr>
-          <w:p>
-            <w:r>
-              <w:t>6</w:t>
-            </w:r>
-          </w:p>
-        </w:tc>
-      </w:tr>
-      <w:tr>
-        <w:tc>
-          <w:tcPr>
-            <w:tcW w:type="dxa" w:w="3324"/>
-          </w:tcPr>
-          <w:p>
-            <w:r>
-              <w:t>Section11</w:t>
-            </w:r>
-          </w:p>
-        </w:tc>
-        <w:tc>
-          <w:tcPr>
-            <w:tcW w:type="dxa" w:w="3324"/>
-          </w:tcPr>
-          <w:p>
-            <w:r>
-              <w:t>Caracteristiques logement</w:t>
-            </w:r>
-          </w:p>
-        </w:tc>
-        <w:tc>
-          <w:tcPr>
-            <w:tcW w:type="dxa" w:w="3324"/>
-          </w:tcPr>
-          <w:p>
-            <w:r>
-              <w:t>6</w:t>
-            </w:r>
-          </w:p>
-        </w:tc>
-      </w:tr>
-      <w:tr>
-        <w:tc>
-          <w:tcPr>
-            <w:tcW w:type="dxa" w:w="3324"/>
-          </w:tcPr>
-          <w:p>
-            <w:r>
-              <w:t>Section4b</w:t>
-            </w:r>
-          </w:p>
-        </w:tc>
-        <w:tc>
-          <w:tcPr>
-            <w:tcW w:type="dxa" w:w="3324"/>
-          </w:tcPr>
-          <w:p>
-            <w:r>
-              <w:t>Emploi - Activite principale</w:t>
-            </w:r>
-          </w:p>
-        </w:tc>
-        <w:tc>
-          <w:tcPr>
-            <w:tcW w:type="dxa" w:w="3324"/>
-          </w:tcPr>
-          <w:p>
-            <w:r>
-              <w:t>5</w:t>
-            </w:r>
-          </w:p>
-        </w:tc>
-      </w:tr>
-      <w:tr>
-        <w:tc>
-          <w:tcPr>
-            <w:tcW w:type="dxa" w:w="3324"/>
-          </w:tcPr>
-          <w:p>
-            <w:r>
-              <w:t>Section7a2</w:t>
-            </w:r>
-          </w:p>
-        </w:tc>
-        <w:tc>
-          <w:tcPr>
-            <w:tcW w:type="dxa" w:w="3324"/>
-          </w:tcPr>
-          <w:p>
-            <w:r>
-              <w:t>Repas pris a l'exterieur du menage</w:t>
-            </w:r>
-          </w:p>
-        </w:tc>
-        <w:tc>
-          <w:tcPr>
-            <w:tcW w:type="dxa" w:w="3324"/>
-          </w:tcPr>
-          <w:p>
-            <w:r>
-              <w:t>5</w:t>
-            </w:r>
-          </w:p>
-        </w:tc>
-      </w:tr>
-      <w:tr>
-        <w:tc>
-          <w:tcPr>
-            <w:tcW w:type="dxa" w:w="3324"/>
-          </w:tcPr>
-          <w:p>
-            <w:r>
-              <w:t>Section7b</w:t>
-            </w:r>
-          </w:p>
-        </w:tc>
-        <w:tc>
-          <w:tcPr>
-            <w:tcW w:type="dxa" w:w="3324"/>
-          </w:tcPr>
-          <w:p>
-            <w:r>
-              <w:t>Consommation alimentaire - 7 jours</w:t>
+              <w:t>Depenses non-alimentaires - 30 jours</w:t>
             </w:r>
           </w:p>
         </w:tc>
@@ -953,7 +953,7 @@
           <w:color w:val="4672C4"/>
           <w:sz w:val="22"/>
         </w:rPr>
-        <w:t>&gt;&gt; Section9e - Depenses non-alimentaires - 6 mois</w:t>
+        <w:t>&gt;&gt; Section7b - Consommation alimentaire - 7 jours</w:t>
       </w:r>
     </w:p>
     <w:p>
@@ -964,25 +964,28 @@
         <w:rPr>
           <w:sz w:val="20"/>
         </w:rPr>
-        <w:t xml:space="preserve">- Peu plausible! le montant de la dépense pour Ampoules électriques pour le logement semble élevé. Veuillez, s'il vous plaît, confirmer cette information avec le QG ou la corriger. </w:t>
-        <w:br/>
-        <w:t xml:space="preserve">- Peu plausible! le montant de la dépense pour Chaussures enfants semble élevé. Veuillez, s'il vous plaît, confirmer cette information avec le QG ou la corriger. </w:t>
-        <w:br/>
-        <w:t xml:space="preserve">- Peu plausible! le montant de la dépense pour Chaussures femmes semble élevé. Veuillez, s'il vous plaît, confirmer cette information avec le QG ou la corriger. </w:t>
-        <w:br/>
-        <w:t xml:space="preserve">- Peu plausible! le montant de la dépense pour Droit d'entrée (achat d'un ticket) à des manifestations sportives semble élevé. Veuillez, s'il vous plaît, confirmer cette information avec le QG ou la corriger. </w:t>
-        <w:br/>
-        <w:t xml:space="preserve">- Peu plausible! le montant de la dépense pour Frais de confection et de réparation de vêtements femme: robe, pantalon, jupe, ensemble, réparation, location, etc. semble élevé. Veuillez, s'il vous plaît, confirmer cette information avec le QG ou la corriger. </w:t>
-        <w:br/>
-        <w:t xml:space="preserve">- Peu plausible! le montant de la dépense pour Parfums semble élevé. Veuillez, s'il vous plaît, confirmer cette information avec le QG ou la corriger. </w:t>
-        <w:br/>
-        <w:t xml:space="preserve">- Peu plausible! le montant de la dépense pour Tissus d'habillement: tissus pagne, tissu pagne du tisserand, tissu synthétique, etc. semble élevé. Veuillez, s'il vous plaît, confirmer cette information avec le QG ou la corriger. </w:t>
-        <w:br/>
-        <w:t xml:space="preserve">- Peu plausible! le montant de la dépense pour Transport inter-localité par voitures semble élevé. Veuillez, s'il vous plaît, confirmer cette information avec le QG ou la corriger. </w:t>
-        <w:br/>
-        <w:t xml:space="preserve">- Peu plausible! le montant de la dépense pour Vêtements enfants (0-14 ans): layette pour bébé, chemise, pantalon garçon, robe fillette, slip enfant, blouses, etc. (Pas inclure les uniformes scolaires) semble élevé. Veuillez, s'il vous plaît, confirmer cette information avec le QG ou la corriger. </w:t>
-        <w:br/>
-        <w:t>- Peu plausible! le montant de la dépense pour Vêtements femmes (15 ans et plus): robe, jupe, pantalon, ensemble, etc. semble élevé. Veuillez, s'il vous plaît, confirmer cette information avec le QG ou la corriger.</w:t>
+        <w:t>- Attention ! Le prix unitaire d'achat (100 Fcfa) de Aubergine sauvage  en Pièce (Petit) est relativement élevé par rapport aux autres prix observés dans cette zone. Prière de corriger ou de confirmer avec le QG. Attention ! Soupçons de quantité anormale! Le ménage de AMINATA DAF avec une taille de 9 personnes a consommé 8 Pièce en Petit de Aubergine sauvage  qui est relativement élevé comme consommation par rapport à la condition de vie des autres ménages de même taille dans cette zone. Prière de corriger ou de confirmer avec le QG. Attention ! Le prix unitaire d'achat (100 Fcfa) de Autre légumes frais n.d.a. en Pièce (Petit) est relativement élevé par rapport aux autres prix observés dans cette zone. Prière de corriger ou de confirmer avec le QG. Attention ! Le prix unitaire d'achat (100 Fcfa) de Soumbala (moutarde africaine) en Sachets (Petit) est relativement élevé par rapport aux autres prix observés dans cette zone. Prière de corriger ou de confirmer avec le QG. Attention ! Le prix unitaire d'achat (100 Fcfa) de Vinaigre de vin en Sachets (Petit) est relativement élevé par rapport aux autres prix observés dans cette zone. Prière de corriger ou de confirmer avec le QG. Attention ! Le prix unitaire d'achat (300 Fcfa) de Courge en Pièce (Petit) est relativement élevé par rapport aux autres prix observés dans cette zone. Prière de corriger ou de confirmer avec le QG. Avertissement!! La quantité (3.5 litre) du produit Huile d'arachide raffinée consommée  par le ménage semble très élevé, prière de corriger ou confirmer avec le QG. Attention ! Le prix unitaire d'achat (1200 Fcfa) de Huile d'arachide raffinée en Litre (taille unique) est relativement élevé par rapport aux autres prix observés dans cette zone. Prière de corriger ou de confirmer avec le QG. Avertissement!! le prix unitaire (175 Fcfa) de Thé en sachet (unité: Sachets) de taille Moyen est très faible ou élevé. Prière de corriger ou de confirmer avec le QG. Le ménage a consommé 1 Sac (25 Kg) taille unique de Sel, cette quantité semble anormale pour une consommation des 7 derniers jours. prière de verifier et corriger ou confirmer avec le QG. Difficile de consommer le Sel en Sac (25 Kg) taille unique prière de verifier. Le ménage a consommé 1 Sac (50 Kg) taille unique de Mil, cette quantité semble anormale pour une consommation des 7 derniers jours. prière de verifier et corriger ou confirmer avec le QG. Le ménage a consommé 1 Sac (50 Kg) taille unique de Riz importé parfumé, cette quantité semble anormale pour une consommation des 7 derniers jours. prière de verifier et corriger ou confirmer avec le QG.</w:t>
+      </w:r>
+    </w:p>
+    <w:p>
+      <w:r>
+        <w:rPr>
+          <w:b/>
+          <w:color w:val="4672C4"/>
+          <w:sz w:val="22"/>
+        </w:rPr>
+        <w:t>&gt;&gt; Section9d - Depenses non-alimentaires - 3 mois</w:t>
+      </w:r>
+    </w:p>
+    <w:p>
+      <w:pPr>
+        <w:ind w:left="283"/>
+      </w:pPr>
+      <w:r>
+        <w:rPr>
+          <w:sz w:val="20"/>
+        </w:rPr>
+        <w:t>- Peu plausible! le montant de la dépense pour Frais d'entretien et de réparation de chaussures: cirage, ressemelage, etc semble trop élevé. Veuillez, s'il vous plaît, confirmer cette information avec le QG ou la corriger.</w:t>
       </w:r>
     </w:p>
     <w:p>
@@ -1024,23 +1027,23 @@
         <w:rPr>
           <w:sz w:val="20"/>
         </w:rPr>
-        <w:t xml:space="preserve">- Avertissement!! La question s12q04 n'a pas été renseigner pour l'article: Appareil TV, prière de renseigner. </w:t>
+        <w:t xml:space="preserve">- Le prix de revente de l'article  Appareil TV ne doit pas être égal 0 même si le ménage l'a reçu en cadeau prière de leurs aider à faire une estimations. </w:t>
         <w:br/>
-        <w:t xml:space="preserve">- Avertissement!! La question s12q04 n'a pas été renseigner pour l'article: Armoires et autres meubles, prière de renseigner. </w:t>
+        <w:t xml:space="preserve">- Le prix de revente de l'article  Armoires et autres meubles ne doit pas être égal 0 même si le ménage l'a reçu en cadeau prière de leurs aider à faire une estimations. </w:t>
         <w:br/>
-        <w:t xml:space="preserve">- Avertissement!! La question s12q04 n'a pas été renseigner pour l'article: Bonbonne de gaz, prière de renseigner. </w:t>
+        <w:t xml:space="preserve">- Le prix de revente de l'article  Bonbonne de gaz ne doit pas être égal 0 même si le ménage l'a reçu en cadeau prière de leurs aider à faire une estimations. </w:t>
         <w:br/>
-        <w:t xml:space="preserve">- Avertissement!! La question s12q04 n'a pas été renseigner pour l'article: Fer à repasser à charbon, prière de renseigner. </w:t>
+        <w:t xml:space="preserve">- Le prix de revente de l'article  Fer à repasser à charbon ne doit pas être égal 0 même si le ménage l'a reçu en cadeau prière de leurs aider à faire une estimations. </w:t>
         <w:br/>
-        <w:t xml:space="preserve">- Avertissement!! La question s12q04 n'a pas été renseigner pour l'article: Lit, prière de renseigner. </w:t>
+        <w:t xml:space="preserve">- Le prix de revente de l'article  Lit ne doit pas être égal 0 même si le ménage l'a reçu en cadeau prière de leurs aider à faire une estimations. </w:t>
         <w:br/>
-        <w:t xml:space="preserve">- Avertissement!! La question s12q04 n'a pas été renseigner pour l'article: Matelas simple, prière de renseigner. </w:t>
+        <w:t xml:space="preserve">- Le prix de revente de l'article  Matelas simple ne doit pas être égal 0 même si le ménage l'a reçu en cadeau prière de leurs aider à faire une estimations. </w:t>
         <w:br/>
-        <w:t xml:space="preserve">- Avertissement!! La question s12q04 n'a pas été renseigner pour l'article: Réfrigérateur, prière de renseigner. </w:t>
+        <w:t xml:space="preserve">- Le prix de revente de l'article  Réfrigérateur ne doit pas être égal 0 même si le ménage l'a reçu en cadeau prière de leurs aider à faire une estimations. </w:t>
         <w:br/>
-        <w:t xml:space="preserve">- Avertissement!! La question s12q04 n'a pas été renseigner pour l'article: Téléphone portable, prière de renseigner. </w:t>
+        <w:t xml:space="preserve">- Le prix de revente de l'article  Téléphone portable ne doit pas être égal 0 même si le ménage l'a reçu en cadeau prière de leurs aider à faire une estimations. </w:t>
         <w:br/>
-        <w:t>- Avertissement!! La question s12q04 n'a pas été renseigner pour l'article: Ventilateur sur pied, prière de renseigner.</w:t>
+        <w:t>- Le prix de revente de l'article  Ventilateur sur pied ne doit pas être égal 0 même si le ménage l'a reçu en cadeau prière de leurs aider à faire une estimations.</w:t>
       </w:r>
     </w:p>
     <w:p>
@@ -1551,7 +1554,17 @@
         <w:rPr>
           <w:sz w:val="20"/>
         </w:rPr>
-        <w:t>- Incoherent! Ali Dia est (Ménagère) de la 4.21 et Ali Dia est un homme, prière de corriger.</w:t>
+        <w:t xml:space="preserve">- Avertissement! Abdou ndogal Dia est trop âgé ou en retraite mais il a moins de 58 ans, prière de corriger. </w:t>
+        <w:br/>
+        <w:t xml:space="preserve">- Avertissement! Généralement les jeunes hommes (10 à 25ans) font des travaux ménager soit apprendre les enfants à reviser leurs léçons ou d'autres cours, Cheikh Ngom n'a consacré aucune heure pour les travaux cités en s04q01, s04q02, s04q03, s04q04, s04q05, s04q06, s04q07 et s04q08.Prière de regarder pour corriger ou confirmer avec le QG. </w:t>
+        <w:br/>
+        <w:t xml:space="preserve">- Incoherent! Ada Dia est (Ménagère) de la 4.21 et Ada Dia est un homme, prière de corriger. </w:t>
+        <w:br/>
+        <w:t xml:space="preserve">- Incoherent! Ali Dia est (Ménagère) de la 4.21 et Ali Dia est un homme, prière de corriger. </w:t>
+        <w:br/>
+        <w:t xml:space="preserve">- Incoherent! Aliou Cisse est (Ménagère) de la 4.21 et Aliou Cisse est un homme, prière de corriger. </w:t>
+        <w:br/>
+        <w:t>- Incoherent! Ousmane Sy est (Ménagère) de la 4.21 et Ousmane Sy est un homme, prière de corriger.</w:t>
       </w:r>
     </w:p>
     <w:p>
@@ -1561,7 +1574,7 @@
           <w:color w:val="4672C4"/>
           <w:sz w:val="22"/>
         </w:rPr>
-        <w:t>&gt;&gt; Section7a1 - Repas pris a l'exterieur du menage</w:t>
+        <w:t>&gt;&gt; Section7b - Consommation alimentaire - 7 jours</w:t>
       </w:r>
     </w:p>
     <w:p>
@@ -1572,112 +1585,7 @@
         <w:rPr>
           <w:sz w:val="20"/>
         </w:rPr>
-        <w:t>- Attention ! La section sur le repas pris à l'extérieur du ménage n'est pas renseignée à 100 %. Prière de vérifier l'ensemble des questions relatives à cette section et de les renseigner en totalité.</w:t>
-      </w:r>
-    </w:p>
-    <w:p>
-      <w:r>
-        <w:rPr>
-          <w:b/>
-          <w:color w:val="4672C4"/>
-          <w:sz w:val="22"/>
-        </w:rPr>
-        <w:t>&gt;&gt; Section7a2 - Repas pris a l'exterieur du menage</w:t>
-      </w:r>
-    </w:p>
-    <w:p>
-      <w:pPr>
-        <w:ind w:left="283"/>
-      </w:pPr>
-      <w:r>
-        <w:rPr>
-          <w:sz w:val="20"/>
-        </w:rPr>
-        <w:t xml:space="preserve">- La section sur le repas pris à l'extérieur du ménage du membre Abdou Dia n'est pas renseignée à 100 %. Prière de vérifier l'ensemble des questions relatives à ce membre et de les renseigner en totalité. </w:t>
-        <w:br/>
-        <w:t xml:space="preserve">- La section sur le repas pris à l'extérieur du ménage du membre Abdou ndogal Dia n'est pas renseignée à 100 %. Prière de vérifier l'ensemble des questions relatives à ce membre et de les renseigner en totalité. </w:t>
-        <w:br/>
-        <w:t xml:space="preserve">- La section sur le repas pris à l'extérieur du ménage du membre Ada Dia n'est pas renseignée à 100 %. Prière de vérifier l'ensemble des questions relatives à ce membre et de les renseigner en totalité. </w:t>
-        <w:br/>
-        <w:t xml:space="preserve">- La section sur le repas pris à l'extérieur du ménage du membre Ali Dia n'est pas renseignée à 100 %. Prière de vérifier l'ensemble des questions relatives à ce membre et de les renseigner en totalité. </w:t>
-        <w:br/>
-        <w:t xml:space="preserve">- La section sur le repas pris à l'extérieur du ménage du membre Aliou Cisse n'est pas renseignée à 100 %. Prière de vérifier l'ensemble des questions relatives à ce membre et de les renseigner en totalité. </w:t>
-        <w:br/>
-        <w:t xml:space="preserve">- La section sur le repas pris à l'extérieur du ménage du membre Assane Dia n'est pas renseignée à 100 %. Prière de vérifier l'ensemble des questions relatives à ce membre et de les renseigner en totalité. </w:t>
-        <w:br/>
-        <w:t xml:space="preserve">- La section sur le repas pris à l'extérieur du ménage du membre Cheikh Ngom n'est pas renseignée à 100 %. Prière de vérifier l'ensemble des questions relatives à ce membre et de les renseigner en totalité. </w:t>
-        <w:br/>
-        <w:t xml:space="preserve">- La section sur le repas pris à l'extérieur du ménage du membre Coumba Dia n'est pas renseignée à 100 %. Prière de vérifier l'ensemble des questions relatives à ce membre et de les renseigner en totalité. </w:t>
-        <w:br/>
-        <w:t xml:space="preserve">- La section sur le repas pris à l'extérieur du ménage du membre Nafi Dia n'est pas renseignée à 100 %. Prière de vérifier l'ensemble des questions relatives à ce membre et de les renseigner en totalité. </w:t>
-        <w:br/>
-        <w:t xml:space="preserve">- La section sur le repas pris à l'extérieur du ménage du membre Ndey Dia n'est pas renseignée à 100 %. Prière de vérifier l'ensemble des questions relatives à ce membre et de les renseigner en totalité. </w:t>
-        <w:br/>
-        <w:t xml:space="preserve">- La section sur le repas pris à l'extérieur du ménage du membre Ndeye Dia n'est pas renseignée à 100 %. Prière de vérifier l'ensemble des questions relatives à ce membre et de les renseigner en totalité. </w:t>
-        <w:br/>
-        <w:t xml:space="preserve">- La section sur le repas pris à l'extérieur du ménage du membre Ndeye Mbengue n'est pas renseignée à 100 %. Prière de vérifier l'ensemble des questions relatives à ce membre et de les renseigner en totalité. </w:t>
-        <w:br/>
-        <w:t xml:space="preserve">- La section sur le repas pris à l'extérieur du ménage du membre Ousmane Sy n'est pas renseignée à 100 %. Prière de vérifier l'ensemble des questions relatives à ce membre et de les renseigner en totalité. </w:t>
-        <w:br/>
-        <w:t>- La section sur le repas pris à l'extérieur du ménage du membre Rokhy Dia n'est pas renseignée à 100 %. Prière de vérifier l'ensemble des questions relatives à ce membre et de les renseigner en totalité.</w:t>
-      </w:r>
-    </w:p>
-    <w:p>
-      <w:r>
-        <w:rPr>
-          <w:b/>
-          <w:color w:val="4672C4"/>
-          <w:sz w:val="22"/>
-        </w:rPr>
-        <w:t>&gt;&gt; Section9d - Depenses non-alimentaires - 3 mois</w:t>
-      </w:r>
-    </w:p>
-    <w:p>
-      <w:pPr>
-        <w:ind w:left="283"/>
-      </w:pPr>
-      <w:r>
-        <w:rPr>
-          <w:sz w:val="20"/>
-        </w:rPr>
-        <w:t>- Difficile pour un ménage de ne pas avoir effectué de dépenses au cours de 3 derniers mois sur les produits/services cités (Section 9D), prière de revoir la section pour ce ménage.</w:t>
-      </w:r>
-    </w:p>
-    <w:p>
-      <w:r>
-        <w:rPr>
-          <w:b/>
-          <w:color w:val="4672C4"/>
-          <w:sz w:val="22"/>
-        </w:rPr>
-        <w:t>&gt;&gt; Section9e - Depenses non-alimentaires - 6 mois</w:t>
-      </w:r>
-    </w:p>
-    <w:p>
-      <w:pPr>
-        <w:ind w:left="283"/>
-      </w:pPr>
-      <w:r>
-        <w:rPr>
-          <w:sz w:val="20"/>
-        </w:rPr>
-        <w:t xml:space="preserve">- Peu plausible! le montant de la dépense pour Ampoules électriques pour le logement semble élevé. Veuillez, s'il vous plaît, confirmer cette information avec le QG ou la corriger. </w:t>
-        <w:br/>
-        <w:t xml:space="preserve">- Peu plausible! le montant de la dépense pour Chaussures enfants semble élevé. Veuillez, s'il vous plaît, confirmer cette information avec le QG ou la corriger. </w:t>
-        <w:br/>
-        <w:t xml:space="preserve">- Peu plausible! le montant de la dépense pour Chaussures femmes semble élevé. Veuillez, s'il vous plaît, confirmer cette information avec le QG ou la corriger. </w:t>
-        <w:br/>
-        <w:t xml:space="preserve">- Peu plausible! le montant de la dépense pour Chaussures hommes semble élevé. Veuillez, s'il vous plaît, confirmer cette information avec le QG ou la corriger. </w:t>
-        <w:br/>
-        <w:t xml:space="preserve">- Peu plausible! le montant de la dépense pour Parfums semble élevé. Veuillez, s'il vous plaît, confirmer cette information avec le QG ou la corriger. </w:t>
-        <w:br/>
-        <w:t xml:space="preserve">- Peu plausible! le montant de la dépense pour Sous-vêtements femme (15 ans et plus): slip, jupon, tee shirt,soutien gorge, collant, etc. semble élevé. Veuillez, s'il vous plaît, confirmer cette information avec le QG ou la corriger. </w:t>
-        <w:br/>
-        <w:t xml:space="preserve">- Peu plausible! le montant de la dépense pour Transport inter-localité par voitures semble élevé. Veuillez, s'il vous plaît, confirmer cette information avec le QG ou la corriger. </w:t>
-        <w:br/>
-        <w:t xml:space="preserve">- Peu plausible! le montant de la dépense pour Vêtements femmes (15 ans et plus): robe, jupe, pantalon, ensemble, etc. semble élevé. Veuillez, s'il vous plaît, confirmer cette information avec le QG ou la corriger. </w:t>
-        <w:br/>
-        <w:t>- Peu plausible! le montant de la dépense pour Vêtements hommes (15 ans et plus): chemise, pantalon, veste, ensemble, vêtements de travail, etc. semble élevé. Veuillez, s'il vous plaît, confirmer cette information avec le QG ou la corriger.</w:t>
+        <w:t>- Attention ! Le prix unitaire d'achat (150 Fcfa) de Manioc en tubercules en Tas (Petit) est relativement élevé par rapport aux autres prix observés dans cette zone. Prière de corriger ou de confirmer avec le QG. Attention ! Le prix unitaire d'achat (300 Fcfa) de Lait en poudre en Sachets (Petit) est relativement élevé par rapport aux autres prix observés dans cette zone. Prière de corriger ou de confirmer avec le QG. Attention ! Le prix unitaire d'achat (400 Fcfa) de Courge en Pièce (Moyen) est relativement élevé par rapport aux autres prix observés dans cette zone. Prière de corriger ou de confirmer avec le QG. Avertissement!! La quantité (4.5 litre) du produit Huile d'arachide raffinée consommée  par le ménage semble très élevé, prière de corriger ou confirmer avec le QG. Attention ! Le prix unitaire d'achat (1200 Fcfa) de Huile d'arachide raffinée en Litre (taille unique) est relativement élevé par rapport aux autres prix observés dans cette zone. Prière de corriger ou de confirmer avec le QG. Avertissement!! le prix unitaire (175 Fcfa) de Thé en sachet (unité: Sachets) de taille Petit est très faible ou élevé. Prière de corriger ou de confirmer avec le QG. Incohérence!! Dans ce ménage, chaque individus consomme par jour 31.41082 Kg  de cereale; Prière de revoir les quantités prises de ces produits. Incohérence!! Dans ce ménage, chaque individus consomme par jour 31.41082 Kg  de cereale; Prière de revoir les quantités prises de ces produits. Le ménage a consommé 1 Sac (25 Kg) taille unique de Sel, cette quantité semble anormale pour une consommation des 7 derniers jours. prière de verifier et corriger ou confirmer avec le QG. Difficile de consommer le Sel en Sac (25 Kg) taille unique prière de verifier. Le prix d'achat unitaire (133.3333 Fcfa) de Tamarin noir en Kg de taille  taille unique  est très faible, prière de regarder les reponses prises dans les questions s07bq07a s07bq07b s07bq07c s07bq08 pour mieux corriger. Le prix d'achat unitaire (200 Fcfa) de Sucre en poudre  en Kg de taille  taille unique  est très faible, prière de regarder les reponses prises dans les questions s07bq07a s07bq07b s07bq07c s07bq08 pour mieux corriger. Attention ! Le prix unitaire d'achat (200 Fcfa) de Sucre en poudre  en Kg (taille unique) est relativement faible par rapport aux autres prix observés dans cette zone. Prière de corriger ou de confirmer avec le QG.</w:t>
       </w:r>
     </w:p>
     <w:p>
@@ -1719,23 +1627,19 @@
         <w:rPr>
           <w:sz w:val="20"/>
         </w:rPr>
-        <w:t xml:space="preserve">- Avertissement!! La question s12q04 n'a pas été renseigner pour l'article: Appareil TV, prière de renseigner. </w:t>
+        <w:t xml:space="preserve">- Le prix de revente de l'article  Appareil TV ne doit pas être égal 0 même si le ménage l'a reçu en cadeau prière de leurs aider à faire une estimations. </w:t>
         <w:br/>
-        <w:t xml:space="preserve">- Avertissement!! La question s12q04 n'a pas été renseigner pour l'article: Armoires et autres meubles, prière de renseigner. </w:t>
+        <w:t xml:space="preserve">- Le prix de revente de l'article  Armoires et autres meubles ne doit pas être égal 0 même si le ménage l'a reçu en cadeau prière de leurs aider à faire une estimations. </w:t>
         <w:br/>
-        <w:t xml:space="preserve">- Avertissement!! La question s12q04 n'a pas été renseigner pour l'article: Bonbonne de gaz, prière de renseigner. </w:t>
+        <w:t xml:space="preserve">- Le prix de revente de l'article  Bonbonne de gaz ne doit pas être égal 0 même si le ménage l'a reçu en cadeau prière de leurs aider à faire une estimations. </w:t>
         <w:br/>
-        <w:t xml:space="preserve">- Avertissement!! La question s12q04 n'a pas été renseigner pour l'article: Fer à repasser à charbon, prière de renseigner. </w:t>
+        <w:t xml:space="preserve">- Le prix de revente de l'article  Fer à repasser à charbon ne doit pas être égal 0 même si le ménage l'a reçu en cadeau prière de leurs aider à faire une estimations. </w:t>
         <w:br/>
-        <w:t xml:space="preserve">- Avertissement!! La question s12q04 n'a pas été renseigner pour l'article: Lit, prière de renseigner. </w:t>
+        <w:t xml:space="preserve">- Le prix de revente de l'article  Lit ne doit pas être égal 0 même si le ménage l'a reçu en cadeau prière de leurs aider à faire une estimations. </w:t>
         <w:br/>
-        <w:t xml:space="preserve">- Avertissement!! La question s12q04 n'a pas été renseigner pour l'article: Matelas simple, prière de renseigner. </w:t>
+        <w:t xml:space="preserve">- Le prix de revente de l'article  Matelas simple ne doit pas être égal 0 même si le ménage l'a reçu en cadeau prière de leurs aider à faire une estimations. </w:t>
         <w:br/>
-        <w:t xml:space="preserve">- Avertissement!! La question s12q04 n'a pas été renseigner pour l'article: Moto/Vélomoteur/Tricycle à moteur, prière de renseigner. </w:t>
-        <w:br/>
-        <w:t xml:space="preserve">- Avertissement!! La question s12q04 n'a pas été renseigner pour l'article: Téléphone portable, prière de renseigner. </w:t>
-        <w:br/>
-        <w:t>- Avertissement!! La question s12q04 n'a pas été renseigner pour l'article: Ventilateur sur pied, prière de renseigner.</w:t>
+        <w:t>- Le prix de revente de l'article  Ventilateur sur pied ne doit pas être égal 0 même si le ménage l'a reçu en cadeau prière de leurs aider à faire une estimations.</w:t>
       </w:r>
     </w:p>
     <w:p>
@@ -1799,6 +1703,669 @@
           <w:sz w:val="20"/>
         </w:rPr>
         <w:t>- La section 16 du ménage de ALI DIA n'est pas renseigné, prière de renseigner.</w:t>
+      </w:r>
+    </w:p>
+    <w:p>
+      <w:r>
+        <w:rPr>
+          <w:b/>
+          <w:color w:val="4672C4"/>
+          <w:sz w:val="22"/>
+        </w:rPr>
+        <w:t>&gt;&gt; Section19 - Equipements agricoles</w:t>
+      </w:r>
+    </w:p>
+    <w:p>
+      <w:pPr>
+        <w:ind w:left="283"/>
+      </w:pPr>
+      <w:r>
+        <w:rPr>
+          <w:sz w:val="20"/>
+        </w:rPr>
+        <w:t>- Incohérence!! Le prix de revente de Abreuvoir / Mangeoire dans cette section 19 ne doit pas être égal 0 même si le ménage l'a reçu en cadeau prière de leurs aider à faire une estimation.</w:t>
+      </w:r>
+    </w:p>
+    <w:p>
+      <w:r>
+        <w:t>________________________________________________________________________________</w:t>
+      </w:r>
+    </w:p>
+    <w:p>
+      <w:pPr>
+        <w:pStyle w:val="Heading2"/>
+      </w:pPr>
+      <w:r>
+        <w:t>Menage 3</w:t>
+      </w:r>
+    </w:p>
+    <w:tbl>
+      <w:tblPr>
+        <w:tblStyle w:val="TableGrid"/>
+        <w:tblW w:type="auto" w:w="0"/>
+        <w:tblLook w:firstColumn="1" w:firstRow="1" w:lastColumn="0" w:lastRow="0" w:noHBand="0" w:noVBand="1" w:val="04A0"/>
+      </w:tblPr>
+      <w:tblGrid>
+        <w:gridCol w:w="1662"/>
+        <w:gridCol w:w="1662"/>
+        <w:gridCol w:w="1662"/>
+        <w:gridCol w:w="1662"/>
+        <w:gridCol w:w="1662"/>
+        <w:gridCol w:w="1662"/>
+      </w:tblGrid>
+      <w:tr>
+        <w:tc>
+          <w:tcPr>
+            <w:tcW w:type="dxa" w:w="1662"/>
+            <w:shd w:fill="5B9BD5"/>
+          </w:tcPr>
+          <w:p>
+            <w:r>
+              <w:rPr>
+                <w:b/>
+                <w:color w:val="FFFFFF"/>
+                <w:sz w:val="16"/>
+              </w:rPr>
+              <w:t>Interview Key</w:t>
+            </w:r>
+          </w:p>
+        </w:tc>
+        <w:tc>
+          <w:tcPr>
+            <w:tcW w:type="dxa" w:w="1662"/>
+            <w:shd w:fill="5B9BD5"/>
+          </w:tcPr>
+          <w:p>
+            <w:r>
+              <w:rPr>
+                <w:b/>
+                <w:color w:val="FFFFFF"/>
+                <w:sz w:val="16"/>
+              </w:rPr>
+              <w:t>Interview ID</w:t>
+            </w:r>
+          </w:p>
+        </w:tc>
+        <w:tc>
+          <w:tcPr>
+            <w:tcW w:type="dxa" w:w="1662"/>
+            <w:shd w:fill="5B9BD5"/>
+          </w:tcPr>
+          <w:p>
+            <w:r>
+              <w:rPr>
+                <w:b/>
+                <w:color w:val="FFFFFF"/>
+                <w:sz w:val="16"/>
+              </w:rPr>
+              <w:t>ID Agent</w:t>
+            </w:r>
+          </w:p>
+        </w:tc>
+        <w:tc>
+          <w:tcPr>
+            <w:tcW w:type="dxa" w:w="1662"/>
+            <w:shd w:fill="5B9BD5"/>
+          </w:tcPr>
+          <w:p>
+            <w:r>
+              <w:rPr>
+                <w:b/>
+                <w:color w:val="FFFFFF"/>
+                <w:sz w:val="16"/>
+              </w:rPr>
+              <w:t>ID Equipe</w:t>
+            </w:r>
+          </w:p>
+        </w:tc>
+        <w:tc>
+          <w:tcPr>
+            <w:tcW w:type="dxa" w:w="1662"/>
+            <w:shd w:fill="5B9BD5"/>
+          </w:tcPr>
+          <w:p>
+            <w:r>
+              <w:rPr>
+                <w:b/>
+                <w:color w:val="FFFFFF"/>
+                <w:sz w:val="16"/>
+              </w:rPr>
+              <w:t>Agent</w:t>
+            </w:r>
+          </w:p>
+        </w:tc>
+        <w:tc>
+          <w:tcPr>
+            <w:tcW w:type="dxa" w:w="1662"/>
+            <w:shd w:fill="5B9BD5"/>
+          </w:tcPr>
+          <w:p>
+            <w:r>
+              <w:rPr>
+                <w:b/>
+                <w:color w:val="FFFFFF"/>
+                <w:sz w:val="16"/>
+              </w:rPr>
+              <w:t>Chef d'equipe</w:t>
+            </w:r>
+          </w:p>
+        </w:tc>
+      </w:tr>
+      <w:tr>
+        <w:tc>
+          <w:tcPr>
+            <w:tcW w:type="dxa" w:w="1662"/>
+          </w:tcPr>
+          <w:p>
+            <w:r>
+              <w:rPr>
+                <w:sz w:val="14"/>
+              </w:rPr>
+              <w:t>86-20-90-50</w:t>
+            </w:r>
+          </w:p>
+        </w:tc>
+        <w:tc>
+          <w:tcPr>
+            <w:tcW w:type="dxa" w:w="1662"/>
+          </w:tcPr>
+          <w:p>
+            <w:r>
+              <w:rPr>
+                <w:sz w:val="14"/>
+              </w:rPr>
+              <w:t>ac0e677f52d34707828302458f8ea77d</w:t>
+            </w:r>
+          </w:p>
+        </w:tc>
+        <w:tc>
+          <w:tcPr>
+            <w:tcW w:type="dxa" w:w="1662"/>
+          </w:tcPr>
+          <w:p>
+            <w:r>
+              <w:rPr>
+                <w:sz w:val="14"/>
+              </w:rPr>
+              <w:t>EQ26_enq1</w:t>
+            </w:r>
+          </w:p>
+        </w:tc>
+        <w:tc>
+          <w:tcPr>
+            <w:tcW w:type="dxa" w:w="1662"/>
+          </w:tcPr>
+          <w:p>
+            <w:r>
+              <w:rPr>
+                <w:sz w:val="14"/>
+              </w:rPr>
+              <w:t>Equipe26</w:t>
+            </w:r>
+          </w:p>
+        </w:tc>
+        <w:tc>
+          <w:tcPr>
+            <w:tcW w:type="dxa" w:w="1662"/>
+          </w:tcPr>
+          <w:p>
+            <w:r>
+              <w:rPr>
+                <w:sz w:val="14"/>
+              </w:rPr>
+              <w:t>Ousmane DIOUF</w:t>
+            </w:r>
+          </w:p>
+        </w:tc>
+        <w:tc>
+          <w:tcPr>
+            <w:tcW w:type="dxa" w:w="1662"/>
+          </w:tcPr>
+          <w:p>
+            <w:r>
+              <w:rPr>
+                <w:sz w:val="14"/>
+              </w:rPr>
+              <w:t>Coura GAYE</w:t>
+            </w:r>
+          </w:p>
+        </w:tc>
+      </w:tr>
+    </w:tbl>
+    <w:p/>
+    <w:tbl>
+      <w:tblPr>
+        <w:tblStyle w:val="TableGrid"/>
+        <w:tblW w:type="auto" w:w="0"/>
+        <w:tblLook w:firstColumn="1" w:firstRow="1" w:lastColumn="0" w:lastRow="0" w:noHBand="0" w:noVBand="1" w:val="04A0"/>
+      </w:tblPr>
+      <w:tblGrid>
+        <w:gridCol w:w="3324"/>
+        <w:gridCol w:w="3324"/>
+        <w:gridCol w:w="3324"/>
+      </w:tblGrid>
+      <w:tr>
+        <w:tc>
+          <w:tcPr>
+            <w:tcW w:type="dxa" w:w="3324"/>
+            <w:shd w:fill="70AD47"/>
+          </w:tcPr>
+          <w:p>
+            <w:r>
+              <w:rPr>
+                <w:b/>
+                <w:color w:val="FFFFFF"/>
+                <w:sz w:val="18"/>
+              </w:rPr>
+              <w:t>Chef de Menage</w:t>
+            </w:r>
+          </w:p>
+        </w:tc>
+        <w:tc>
+          <w:tcPr>
+            <w:tcW w:type="dxa" w:w="3324"/>
+            <w:shd w:fill="70AD47"/>
+          </w:tcPr>
+          <w:p>
+            <w:r>
+              <w:rPr>
+                <w:b/>
+                <w:color w:val="FFFFFF"/>
+                <w:sz w:val="18"/>
+              </w:rPr>
+              <w:t>Quartier/Village (s00q05)</w:t>
+            </w:r>
+          </w:p>
+        </w:tc>
+        <w:tc>
+          <w:tcPr>
+            <w:tcW w:type="dxa" w:w="3324"/>
+            <w:shd w:fill="70AD47"/>
+          </w:tcPr>
+          <w:p>
+            <w:r>
+              <w:rPr>
+                <w:b/>
+                <w:color w:val="FFFFFF"/>
+                <w:sz w:val="18"/>
+              </w:rPr>
+              <w:t>Localisation GPS</w:t>
+            </w:r>
+          </w:p>
+        </w:tc>
+      </w:tr>
+      <w:tr>
+        <w:tc>
+          <w:tcPr>
+            <w:tcW w:type="dxa" w:w="3324"/>
+          </w:tcPr>
+          <w:p>
+            <w:r>
+              <w:rPr>
+                <w:sz w:val="18"/>
+              </w:rPr>
+              <w:t>MAYMOUNA NDAO</w:t>
+            </w:r>
+          </w:p>
+        </w:tc>
+        <w:tc>
+          <w:tcPr>
+            <w:tcW w:type="dxa" w:w="3324"/>
+          </w:tcPr>
+          <w:p>
+            <w:r>
+              <w:rPr>
+                <w:sz w:val="18"/>
+              </w:rPr>
+              <w:t>N/A</w:t>
+            </w:r>
+          </w:p>
+        </w:tc>
+        <w:tc>
+          <w:tcPr>
+            <w:tcW w:type="dxa" w:w="3324"/>
+          </w:tcPr>
+          <w:p>
+            <w:r/>
+            <w:hyperlink r:id="rId11">
+              <w:r>
+                <w:rPr>
+                  <w:color w:val="0563C1"/>
+                  <w:u w:val="single"/>
+                </w:rPr>
+                <w:t>PEYE</w:t>
+              </w:r>
+            </w:hyperlink>
+          </w:p>
+        </w:tc>
+      </w:tr>
+    </w:tbl>
+    <w:p/>
+    <w:p>
+      <w:r>
+        <w:rPr>
+          <w:b/>
+          <w:color w:val="4672C4"/>
+          <w:sz w:val="22"/>
+        </w:rPr>
+        <w:t>&gt;&gt; Section1 - Caracteristiques des membres</w:t>
+      </w:r>
+    </w:p>
+    <w:p>
+      <w:pPr>
+        <w:ind w:left="283"/>
+      </w:pPr>
+      <w:r>
+        <w:rPr>
+          <w:sz w:val="20"/>
+        </w:rPr>
+        <w:t xml:space="preserve">- Incoherence! Khady Diop dispose d'un téléphone portable à s01q39, donc la raison évoquée ne peut pas être (ne dispose pas d'appareil). </w:t>
+        <w:br/>
+        <w:t xml:space="preserve">- Les informations sur l'acte de naissance (ni Jours, ni mois et ni années) de  Alsane Diop  manquent, s'il vous plait pouvez-vous fournir d'effort pour avoir ces informations. Incoherence! Alsane Diop dispose d'un téléphone portable à s01q39, donc la raison évoquée ne peut pas être (ne dispose pas d'appareil). </w:t>
+        <w:br/>
+        <w:t xml:space="preserve">- Les informations sur l'acte de naissance (ni Jours, ni mois et ni années) de  Babacar Diop  manquent, s'il vous plait pouvez-vous fournir d'effort pour avoir ces informations. </w:t>
+        <w:br/>
+        <w:t xml:space="preserve">- Les informations sur l'acte de naissance (ni Jours, ni mois et ni années) de  Fatou Fall  manquent, s'il vous plait pouvez-vous fournir d'effort pour avoir ces informations. </w:t>
+        <w:br/>
+        <w:t xml:space="preserve">- Les informations sur l'acte de naissance (ni Jours, ni mois et ni années) de  Maimouna Diop  manquent, s'il vous plait pouvez-vous fournir d'effort pour avoir ces informations. </w:t>
+        <w:br/>
+        <w:t xml:space="preserve">- Les informations sur l'acte de naissance (ni Jours, ni mois et ni années) de  Maymouna Ndao  manquent, s'il vous plait pouvez-vous fournir d'effort pour avoir ces informations. Incoherence! Maymouna Ndao dispose d'un téléphone portable à s01q39, donc la raison évoquée ne peut pas être (ne dispose pas d'appareil). </w:t>
+        <w:br/>
+        <w:t xml:space="preserve">- Les informations sur l'acte de naissance (ni Jours, ni mois et ni années) de  Mouhamed Saloum Diop  manquent, s'il vous plait pouvez-vous fournir d'effort pour avoir ces informations. </w:t>
+        <w:br/>
+        <w:t>- Les informations sur l'acte de naissance (ni Jours, ni mois et ni années) de  Moustapha Ndiaye  manquent, s'il vous plait pouvez-vous fournir d'effort pour avoir ces informations.</w:t>
+      </w:r>
+    </w:p>
+    <w:p>
+      <w:r>
+        <w:rPr>
+          <w:b/>
+          <w:color w:val="4672C4"/>
+          <w:sz w:val="22"/>
+        </w:rPr>
+        <w:t>&gt;&gt; Section2 - Education</w:t>
+      </w:r>
+    </w:p>
+    <w:p>
+      <w:pPr>
+        <w:ind w:left="283"/>
+      </w:pPr>
+      <w:r>
+        <w:rPr>
+          <w:sz w:val="20"/>
+        </w:rPr>
+        <w:t xml:space="preserve">- Peu probable! Alsane Diop  n'arrive pas  à comprendre un petit texte lu dans une langue locale (s02q03). Veuillez corriger ou donner des explications au QG. Peu probable! Alsane Diop  ne sait ni lire, ni écrire, ni comprendre dans aucune des langues  (s02q01,s02q02,s02q03). Veuillez corriger ou donner des explications au QG. </w:t>
+        <w:br/>
+        <w:t xml:space="preserve">- Peu probable! Awa Ndao  n'arrive pas  à comprendre un petit texte lu dans une langue locale (s02q03). Veuillez corriger ou donner des explications au QG. Dans les milieux urbains c'est peu probable de voir une école dont les élèves ou étudiants ne dépensent pas en frais d'uniformes, prière de verifier pour Awa Ndao et corriger ou confirmer avec le QG. Le montant des autres depenses pour l'année scolaire de Awa Ndao est faible ou élevé. veuillez, s'il vous plait, confirmer ces informations avec le QG ou apporter les corrections nécessaires. </w:t>
+        <w:br/>
+        <w:t xml:space="preserve">- Peu probable! Babacar Diop  n'arrive pas  à comprendre un petit texte lu dans une langue locale (s02q03). Veuillez corriger ou donner des explications au QG. Avertissement!! Babacar Diop qui sait écrire en français doit pouvoir lire en français. </w:t>
+        <w:br/>
+        <w:t xml:space="preserve">- Peu probable! Birane Ba  n'arrive pas  à comprendre un petit texte lu dans une langue locale (s02q03). Veuillez corriger ou donner des explications au QG. Avertissement!! Birane Ba qui sait écrire en français doit pouvoir lire en français. </w:t>
+        <w:br/>
+        <w:t xml:space="preserve">- Peu probable! Fatima Faye  n'arrive pas  à comprendre un petit texte lu dans une langue locale (s02q03). Veuillez corriger ou donner des explications au QG. Dans les milieux urbains c'est peu probable de voir une école dont les élèves ou étudiants ne dépensent pas en frais d'uniformes, prière de verifier pour Fatima Faye et corriger ou confirmer avec le QG. Le montant des autres depenses pour l'année scolaire de Fatima Faye est faible ou élevé. veuillez, s'il vous plait, confirmer ces informations avec le QG ou apporter les corrections nécessaires. </w:t>
+        <w:br/>
+        <w:t xml:space="preserve">- Peu probable! Fatou Fall  n'arrive pas  à comprendre un petit texte lu dans une langue locale (s02q03). Veuillez corriger ou donner des explications au QG. Peu probable! Fatou Fall  ne sait ni lire, ni écrire, ni comprendre dans aucune des langues  (s02q01,s02q02,s02q03). Veuillez corriger ou donner des explications au QG. </w:t>
+        <w:br/>
+        <w:t xml:space="preserve">- Peu probable! Khady Diop  n'arrive pas  à comprendre un petit texte lu dans une langue locale (s02q03). Veuillez corriger ou donner des explications au QG. Avertissement!! Khady Diop qui sait écrire en français doit pouvoir lire en français. </w:t>
+        <w:br/>
+        <w:t xml:space="preserve">- Peu probable! Maimouna Diop  n'arrive pas  à comprendre un petit texte lu dans une langue locale (s02q03). Veuillez corriger ou donner des explications au QG. Incohérence!! La dépense liée à la cotisation de Maimouna Diop qui fréquente une école privée est supérieur aux frais de scolarités, les cotisations ne peuvent pas être supérieur  à la scolarisation. Prière de corriger ces cas.  Incohérence ! seulement les écoles gouvermentales paient les cotisations (Gouvernement, communauté, ONG ou organisation humanitaire). veuillez, s'il vous plait, confirmer cette information de Maimouna Diop avec le QG ou apporter les corrections nécessaires. Dans les milieux urbains c'est peu probable de voir une école dont les élèves ou étudiants ne dépensent pas en frais d'uniformes, prière de verifier pour Maimouna Diop et corriger ou confirmer avec le QG. Le montant des autres depenses pour l'année scolaire de Maimouna Diop est faible ou élevé. veuillez, s'il vous plait, confirmer ces informations avec le QG ou apporter les corrections nécessaires. Attention ! Le frais de scolarité (80000 Fcfa) de Maimouna Diop en 4ème année de Secondaire 1 (Moyen) Général est relativement élevé par rapport aux autres frais de scolarités observés dans cette zone. Prière de corriger ou de confirmer avec le QG. </w:t>
+        <w:br/>
+        <w:t xml:space="preserve">- Peu probable! Maymouna Ndao  n'arrive pas  à comprendre un petit texte lu dans une langue locale (s02q03). Veuillez corriger ou donner des explications au QG. Peu probable! Maymouna Ndao  ne sait ni lire, ni écrire, ni comprendre dans aucune des langues  (s02q01,s02q02,s02q03). Veuillez corriger ou donner des explications au QG. </w:t>
+        <w:br/>
+        <w:t xml:space="preserve">- Peu probable! Mouhamed Saloum Diop  n'arrive pas  à comprendre un petit texte lu dans une langue locale (s02q03). Veuillez corriger ou donner des explications au QG. Avertissement!! Mouhamed Saloum Diop qui sait écrire en français doit pouvoir lire en français. </w:t>
+        <w:br/>
+        <w:t>- Peu probable! Moustapha Ndiaye  n'arrive pas  à comprendre un petit texte lu dans une langue locale (s02q03). Veuillez corriger ou donner des explications au QG.</w:t>
+      </w:r>
+    </w:p>
+    <w:p>
+      <w:r>
+        <w:rPr>
+          <w:b/>
+          <w:color w:val="4672C4"/>
+          <w:sz w:val="22"/>
+        </w:rPr>
+        <w:t>&gt;&gt; Section4a - Emploi</w:t>
+      </w:r>
+    </w:p>
+    <w:p>
+      <w:pPr>
+        <w:ind w:left="283"/>
+      </w:pPr>
+      <w:r>
+        <w:rPr>
+          <w:sz w:val="20"/>
+        </w:rPr>
+        <w:t xml:space="preserve">- Avertissement! Awa Ndao est trop jeune mais il a plus de 15 ans, prière de corriger ou confirmer. </w:t>
+        <w:br/>
+        <w:t xml:space="preserve">- Avertissement! Généralement les jeunes hommes (10 à 25ans) font des travaux ménager soit apprendre les enfants à reviser leurs léçons ou d'autres cours, Babacar Diop n'a consacré aucune heure pour les travaux cités en s04q01, s04q02, s04q03, s04q04, s04q05, s04q06, s04q07 et s04q08.Prière de regarder pour corriger ou confirmer avec le QG. Incoherent! Babacar Diop est (Ménagère) de la 4.21 et Babacar Diop est un homme, prière de corriger. </w:t>
+        <w:br/>
+        <w:t xml:space="preserve">- Avertissement! Généralement les jeunes hommes (10 à 25ans) font des travaux ménager soit apprendre les enfants à reviser leurs léçons ou d'autres cours, Birane Ba n'a consacré aucune heure pour les travaux cités en s04q01, s04q02, s04q03, s04q04, s04q05, s04q06, s04q07 et s04q08.Prière de regarder pour corriger ou confirmer avec le QG. Avertissement! Birane Ba est trop jeune mais il a plus de 15 ans, prière de corriger ou confirmer. </w:t>
+        <w:br/>
+        <w:t xml:space="preserve">- Avertissement! Maymouna Ndao est trop âgé ou en retraite mais il a moins de 58 ans, prière de corriger. </w:t>
+        <w:br/>
+        <w:t>- Incoherent! Mouhamed Saloum Diop est (Ménagère) de la 4.21 et Mouhamed Saloum Diop est un homme, prière de corriger.</w:t>
+      </w:r>
+    </w:p>
+    <w:p>
+      <w:r>
+        <w:rPr>
+          <w:b/>
+          <w:color w:val="4672C4"/>
+          <w:sz w:val="22"/>
+        </w:rPr>
+        <w:t>&gt;&gt; Section7b - Consommation alimentaire - 7 jours</w:t>
+      </w:r>
+    </w:p>
+    <w:p>
+      <w:pPr>
+        <w:ind w:left="283"/>
+      </w:pPr>
+      <w:r>
+        <w:rPr>
+          <w:sz w:val="20"/>
+        </w:rPr>
+        <w:t>- Attention ! Le prix unitaire d'achat (100 Fcfa) de Aubergine sauvage  en Pièce (Petit) est relativement élevé par rapport aux autres prix observés dans cette zone. Prière de corriger ou de confirmer avec le QG. Attention ! Le prix unitaire d'achat (100 Fcfa) de Poivron frais en Pièce (Petit) est relativement élevé par rapport aux autres prix observés dans cette zone. Prière de corriger ou de confirmer avec le QG. Attention ! Le prix unitaire d'achat (1200 Fcfa) de Sucre en poudre  en Kg (taille unique) est relativement élevé par rapport aux autres prix observés dans cette zone. Prière de corriger ou de confirmer avec le QG. Attention ! Le prix unitaire d'achat (300 Fcfa) de Concentré de tomate en Sachets (Petit) est relativement élevé par rapport aux autres prix observés dans cette zone. Prière de corriger ou de confirmer avec le QG. Attention ! Le prix unitaire d'achat (3000 Fcfa) de Oignon frais en Kg (taille unique) est relativement élevé par rapport aux autres prix observés dans cette zone. Prière de corriger ou de confirmer avec le QG. Avertissement!! le prix unitaire (175 Fcfa) de Thé en sachet (unité: Sachets) de taille Petit est très faible ou élevé. Prière de corriger ou de confirmer avec le QG. Avertissement!!! Le ménage a consommé 1 Bidon 20l taille unique de Huile d'arachide raffinée, cette quantité semble anormale pour une consommation des 7 derniers jours, prière de verifier et corriger. Le ménage a consommé 1 Sac (25 Kg) taille unique de Sel, cette quantité semble anormale pour une consommation des 7 derniers jours. prière de verifier et corriger ou confirmer avec le QG. Difficile de consommer le Sel en Sac (25 Kg) taille unique prière de verifier. Le ménage a consommé 1 Sac (50 Kg) taille unique de Riz importé parfumé, cette quantité semble anormale pour une consommation des 7 derniers jours. prière de verifier et corriger ou confirmer avec le QG.</w:t>
+      </w:r>
+    </w:p>
+    <w:p>
+      <w:r>
+        <w:rPr>
+          <w:b/>
+          <w:color w:val="4672C4"/>
+          <w:sz w:val="22"/>
+        </w:rPr>
+        <w:t>&gt;&gt; Section9d - Depenses non-alimentaires - 3 mois</w:t>
+      </w:r>
+    </w:p>
+    <w:p>
+      <w:pPr>
+        <w:ind w:left="283"/>
+      </w:pPr>
+      <w:r>
+        <w:rPr>
+          <w:sz w:val="20"/>
+        </w:rPr>
+        <w:t>- Peu plausible! le montant de la dépense pour Frais de photocopies de document semble trop élevé. Veuillez, s'il vous plaît, confirmer cette information avec le QG ou la corriger.</w:t>
+      </w:r>
+    </w:p>
+    <w:p>
+      <w:r>
+        <w:rPr>
+          <w:b/>
+          <w:color w:val="4672C4"/>
+          <w:sz w:val="22"/>
+        </w:rPr>
+        <w:t>&gt;&gt; Section10b - caracteristiques entreprise non agricole</w:t>
+      </w:r>
+    </w:p>
+    <w:p>
+      <w:pPr>
+        <w:ind w:left="283"/>
+      </w:pPr>
+      <w:r>
+        <w:rPr>
+          <w:sz w:val="20"/>
+        </w:rPr>
+        <w:t>- Le montant dépensé de L'entreprise vente de poisson pour l'achat de ces marchandises revendues en état, sans transformation ne peut être supérieur aux montants obtenus sur la revente de marchandises achetées et revendues en état au cours des 30 derniers jours ou durant le dernier mois où l'entreprise a fonctionné (s10q47 &gt; s10q46), prière de corriger. L'entreprise vente de poisson est généralement une entreprise de fabrication ou transformation dont elle depense en achat de matières premières.Elle transforme le produit donc ne peut pas obtenir un montant sur la revente des marchandises achetés en état (10.46 ou 10.47). Prière de mettre 0 pour ces questions si elles n'achètent pas de marchandise en état pour les revendre en état.</w:t>
+      </w:r>
+    </w:p>
+    <w:p>
+      <w:r>
+        <w:rPr>
+          <w:b/>
+          <w:color w:val="4672C4"/>
+          <w:sz w:val="22"/>
+        </w:rPr>
+        <w:t>&gt;&gt; Section12 - Actifs du menage</w:t>
+      </w:r>
+    </w:p>
+    <w:p>
+      <w:pPr>
+        <w:ind w:left="283"/>
+      </w:pPr>
+      <w:r>
+        <w:rPr>
+          <w:sz w:val="20"/>
+        </w:rPr>
+        <w:t xml:space="preserve">- Le prix de revente de l'article  Appareil TV ne doit pas être égal 0 même si le ménage l'a reçu en cadeau prière de leurs aider à faire une estimations. </w:t>
+        <w:br/>
+        <w:t xml:space="preserve">- Le prix de revente de l'article  Armoires et autres meubles ne doit pas être égal 0 même si le ménage l'a reçu en cadeau prière de leurs aider à faire une estimations. </w:t>
+        <w:br/>
+        <w:t xml:space="preserve">- Le prix de revente de l'article  Bonbonne de gaz ne doit pas être égal 0 même si le ménage l'a reçu en cadeau prière de leurs aider à faire une estimations. </w:t>
+        <w:br/>
+        <w:t xml:space="preserve">- Le prix de revente de l'article  Fer à repasser à charbon ne doit pas être égal 0 même si le ménage l'a reçu en cadeau prière de leurs aider à faire une estimations. </w:t>
+        <w:br/>
+        <w:t xml:space="preserve">- Le prix de revente de l'article  Lit ne doit pas être égal 0 même si le ménage l'a reçu en cadeau prière de leurs aider à faire une estimations. </w:t>
+        <w:br/>
+        <w:t xml:space="preserve">- Le prix de revente de l'article  Matelas simple ne doit pas être égal 0 même si le ménage l'a reçu en cadeau prière de leurs aider à faire une estimations. </w:t>
+        <w:br/>
+        <w:t>- Le prix de revente de l'article  Ventilateur sur pied ne doit pas être égal 0 même si le ménage l'a reçu en cadeau prière de leurs aider à faire une estimations.</w:t>
+      </w:r>
+    </w:p>
+    <w:p>
+      <w:r>
+        <w:rPr>
+          <w:b/>
+          <w:color w:val="4672C4"/>
+          <w:sz w:val="22"/>
+        </w:rPr>
+        <w:t>&gt;&gt; Section13a - Transferts recus</w:t>
+      </w:r>
+    </w:p>
+    <w:p>
+      <w:pPr>
+        <w:ind w:left="283"/>
+      </w:pPr>
+      <w:r>
+        <w:rPr>
+          <w:sz w:val="20"/>
+        </w:rPr>
+        <w:t>- L'enquêteur prière de fournir d'effort pour avoir le niveau d'étude et l'âge de celui qui a envoyé/donné de l'argent dans la section 13a (Transfert reçu). L'âge de celui qui a envoyé/donné de l'argent dans la section 13a (Transfert reçu) semble  élévé, prière de corriger ou confirmer ave le QG.</w:t>
+      </w:r>
+    </w:p>
+    <w:p>
+      <w:r>
+        <w:rPr>
+          <w:b/>
+          <w:color w:val="4672C4"/>
+          <w:sz w:val="22"/>
+        </w:rPr>
+        <w:t>&gt;&gt; Section14 - Chocs</w:t>
+      </w:r>
+    </w:p>
+    <w:p>
+      <w:pPr>
+        <w:ind w:left="283"/>
+      </w:pPr>
+      <w:r>
+        <w:rPr>
+          <w:sz w:val="20"/>
+        </w:rPr>
+        <w:t>- Avertissement!! Le ménage n'a été négativement affecté par aucun des problèmes donnés dans la section 14. Confirmez vous cette information avec le QG?</w:t>
+      </w:r>
+    </w:p>
+    <w:p>
+      <w:r>
+        <w:rPr>
+          <w:b/>
+          <w:color w:val="4672C4"/>
+          <w:sz w:val="22"/>
+        </w:rPr>
+        <w:t>&gt;&gt; Section15 - Filets sociaux</w:t>
+      </w:r>
+    </w:p>
+    <w:p>
+      <w:pPr>
+        <w:ind w:left="283"/>
+      </w:pPr>
+      <w:r>
+        <w:rPr>
+          <w:sz w:val="20"/>
+        </w:rPr>
+        <w:t>- Avertissement!! Aucun membre dans ce ménage n'a entendu parler d'aucun programme de la section 15, prière de confirmer ce cas avec le QG.</w:t>
+      </w:r>
+    </w:p>
+    <w:p>
+      <w:r>
+        <w:rPr>
+          <w:b/>
+          <w:color w:val="4672C4"/>
+          <w:sz w:val="22"/>
+        </w:rPr>
+        <w:t>&gt;&gt; Section16a - Champs et parcelles</w:t>
+      </w:r>
+    </w:p>
+    <w:p>
+      <w:pPr>
+        <w:ind w:left="283"/>
+      </w:pPr>
+      <w:r>
+        <w:rPr>
+          <w:sz w:val="20"/>
+        </w:rPr>
+        <w:t>- La section 16 du ménage de MAYMOUNA NDAO n'est pas renseigné, prière de renseigner.</w:t>
+      </w:r>
+    </w:p>
+    <w:p>
+      <w:r>
+        <w:rPr>
+          <w:b/>
+          <w:color w:val="4672C4"/>
+          <w:sz w:val="22"/>
+        </w:rPr>
+        <w:t>&gt;&gt; Section17 - Elevage</w:t>
+      </w:r>
+    </w:p>
+    <w:p>
+      <w:pPr>
+        <w:ind w:left="283"/>
+      </w:pPr>
+      <w:r>
+        <w:rPr>
+          <w:sz w:val="20"/>
+        </w:rPr>
+        <w:t>- Avertissement! la valeur de l'achat (500 Fcfa) d'un Poules / poulets est trop petite ou élevée. Veuillez confirmer ces informations avec le QG ou apporter les corrections nécessaires. Avertissement! Le prix de vente (625 Fcfa) d'un Poules / poulets est trop petit. Veuillez confirmer ces informations avec le QG ou apporter les corrections nécessaires.</w:t>
+      </w:r>
+    </w:p>
+    <w:p>
+      <w:r>
+        <w:rPr>
+          <w:b/>
+          <w:color w:val="4672C4"/>
+          <w:sz w:val="22"/>
+        </w:rPr>
+        <w:t>&gt;&gt; Section19 - Equipements agricoles</w:t>
+      </w:r>
+    </w:p>
+    <w:p>
+      <w:pPr>
+        <w:ind w:left="283"/>
+      </w:pPr>
+      <w:r>
+        <w:rPr>
+          <w:sz w:val="20"/>
+        </w:rPr>
+        <w:t>- Incohérence!! Le prix de revente de Abreuvoir / Mangeoire dans cette section 19 ne doit pas être égal 0 même si le ménage l'a reçu en cadeau prière de leurs aider à faire une estimation.</w:t>
       </w:r>
     </w:p>
     <w:p>
@@ -2102,7 +2669,7 @@
           </w:tcPr>
           <w:p>
             <w:r/>
-            <w:hyperlink r:id="rId11">
+            <w:hyperlink r:id="rId12">
               <w:r>
                 <w:rPr>
                   <w:color w:val="0563C1"/>
@@ -2196,7 +2763,7 @@
           <w:color w:val="4672C4"/>
           <w:sz w:val="22"/>
         </w:rPr>
-        <w:t>&gt;&gt; Section7a1 - Repas pris a l'exterieur du menage</w:t>
+        <w:t>&gt;&gt; Section7b - Consommation alimentaire - 7 jours</w:t>
       </w:r>
     </w:p>
     <w:p>
@@ -2207,90 +2774,7 @@
         <w:rPr>
           <w:sz w:val="20"/>
         </w:rPr>
-        <w:t>- Attention ! La section sur le repas pris à l'extérieur du ménage n'est pas renseignée à 100 %. Prière de vérifier l'ensemble des questions relatives à cette section et de les renseigner en totalité.</w:t>
-      </w:r>
-    </w:p>
-    <w:p>
-      <w:r>
-        <w:rPr>
-          <w:b/>
-          <w:color w:val="4672C4"/>
-          <w:sz w:val="22"/>
-        </w:rPr>
-        <w:t>&gt;&gt; Section7a2 - Repas pris a l'exterieur du menage</w:t>
-      </w:r>
-    </w:p>
-    <w:p>
-      <w:pPr>
-        <w:ind w:left="283"/>
-      </w:pPr>
-      <w:r>
-        <w:rPr>
-          <w:sz w:val="20"/>
-        </w:rPr>
-        <w:t xml:space="preserve">- La section sur le repas pris à l'extérieur du ménage du membre Alpha Diallo n'est pas renseignée à 100 %. Prière de vérifier l'ensemble des questions relatives à ce membre et de les renseigner en totalité. </w:t>
-        <w:br/>
-        <w:t xml:space="preserve">- La section sur le repas pris à l'extérieur du ménage du membre Babou Wilane n'est pas renseignée à 100 %. Prière de vérifier l'ensemble des questions relatives à ce membre et de les renseigner en totalité. </w:t>
-        <w:br/>
-        <w:t xml:space="preserve">- La section sur le repas pris à l'extérieur du ménage du membre Khady Sarr n'est pas renseignée à 100 %. Prière de vérifier l'ensemble des questions relatives à ce membre et de les renseigner en totalité. </w:t>
-        <w:br/>
-        <w:t xml:space="preserve">- La section sur le repas pris à l'extérieur du ménage du membre Khady gaye n'est pas renseignée à 100 %. Prière de vérifier l'ensemble des questions relatives à ce membre et de les renseigner en totalité. </w:t>
-        <w:br/>
-        <w:t>- La section sur le repas pris à l'extérieur du ménage du membre Mouhamed Diallo n'est pas renseignée à 100 %. Prière de vérifier l'ensemble des questions relatives à ce membre et de les renseigner en totalité.</w:t>
-      </w:r>
-    </w:p>
-    <w:p>
-      <w:r>
-        <w:rPr>
-          <w:b/>
-          <w:color w:val="4672C4"/>
-          <w:sz w:val="22"/>
-        </w:rPr>
-        <w:t>&gt;&gt; Section9b - Depenses non-alimentaires - 7 jours</w:t>
-      </w:r>
-    </w:p>
-    <w:p>
-      <w:pPr>
-        <w:ind w:left="283"/>
-      </w:pPr>
-      <w:r>
-        <w:rPr>
-          <w:sz w:val="20"/>
-        </w:rPr>
-        <w:t xml:space="preserve">- Peu plausible! le montant de la dépense pour Transport urbain en taxi est trop élevé. Veuillez, s'il vous plaît, confirmer cette information avec le QG ou la corriger s09Bq03. </w:t>
-        <w:br/>
-        <w:t>- Peu plausible! le montant de la dépense pour Transport urbain/rural en moto-taxi est trop élevé. Veuillez, s'il vous plaît, confirmer cette information avec le QG ou la corriger s09Bq03.</w:t>
-      </w:r>
-    </w:p>
-    <w:p>
-      <w:r>
-        <w:rPr>
-          <w:b/>
-          <w:color w:val="4672C4"/>
-          <w:sz w:val="22"/>
-        </w:rPr>
-        <w:t>&gt;&gt; Section9e - Depenses non-alimentaires - 6 mois</w:t>
-      </w:r>
-    </w:p>
-    <w:p>
-      <w:pPr>
-        <w:ind w:left="283"/>
-      </w:pPr>
-      <w:r>
-        <w:rPr>
-          <w:sz w:val="20"/>
-        </w:rPr>
-        <w:t xml:space="preserve">- Peu plausible! le montant de la dépense pour Chaussures enfants semble élevé. Veuillez, s'il vous plaît, confirmer cette information avec le QG ou la corriger. </w:t>
-        <w:br/>
-        <w:t xml:space="preserve">- Peu plausible! le montant de la dépense pour Chaussures femmes semble élevé. Veuillez, s'il vous plaît, confirmer cette information avec le QG ou la corriger. </w:t>
-        <w:br/>
-        <w:t xml:space="preserve">- Peu plausible! le montant de la dépense pour Chaussures hommes semble élevé. Veuillez, s'il vous plaît, confirmer cette information avec le QG ou la corriger. </w:t>
-        <w:br/>
-        <w:t xml:space="preserve">- Peu plausible! le montant de la dépense pour Parfums semble élevé. Veuillez, s'il vous plaît, confirmer cette information avec le QG ou la corriger. </w:t>
-        <w:br/>
-        <w:t xml:space="preserve">- Peu plausible! le montant de la dépense pour Vêtements enfants (0-14 ans): layette pour bébé, chemise, pantalon garçon, robe fillette, slip enfant, blouses, etc. (Pas inclure les uniformes scolaires) semble élevé. Veuillez, s'il vous plaît, confirmer cette information avec le QG ou la corriger. </w:t>
-        <w:br/>
-        <w:t>- Peu plausible! le montant de la dépense pour Vêtements hommes (15 ans et plus): chemise, pantalon, veste, ensemble, vêtements de travail, etc. semble élevé. Veuillez, s'il vous plaît, confirmer cette information avec le QG ou la corriger.</w:t>
+        <w:t>- Attention ! Soupçons de quantité anormale! Le ménage de KHADY SARR avec une taille de 5 personnes a consommé 21 Pièce en Petit de Citron qui est relativement élevé comme consommation par rapport à la condition de vie des autres ménages de même taille dans cette zone. Prière de corriger ou de confirmer avec le QG. Avertissement!! le prix unitaire (175 Fcfa) de Thé en sachet (unité: Sachets) de taille Petit est très faible ou élevé. Prière de corriger ou de confirmer avec le QG. Avertissement!!! Le ménage a consommé 0.05 Kg taille unique de Café moulu, cette quantité semble anormale pour une consommation des 7 derniers jours. prière de corriger ou de confirmer avec le QG. Incohérence!! Dans ce ménage, chaque individus consomme par jour 76.57857 Kg  de cereale; Prière de revoir les quantités prises de ces produits. Incohérence!! Dans ce ménage, chaque individus consomme par jour 76.57857 Kg  de cereale; Prière de revoir les quantités prises de ces produits. Le prix d'achat unitaire (1000 Fcfa) de Sel en Sac (25 Kg) de taille taille unique est très faible, prière de regarder les reponses prises dans les questions s07bq07a s07bq07b s07bq07c s07bq08 pour mieux corriger.</w:t>
       </w:r>
     </w:p>
     <w:p>
@@ -2332,23 +2816,21 @@
         <w:rPr>
           <w:sz w:val="20"/>
         </w:rPr>
-        <w:t xml:space="preserve">- Avertissement!! La question s12q04 n'a pas été renseigner pour l'article: Appareil TV, prière de renseigner. </w:t>
+        <w:t xml:space="preserve">- Le prix de revente de l'article  Appareil TV ne doit pas être égal 0 même si le ménage l'a reçu en cadeau prière de leurs aider à faire une estimations. Attention ! Appareil TV a été achété à 160000 Fcfa est relativement élevé par rapport aux autres prix d'achat observés dans cette zone. Prière de corriger ou de confirmer avec le QG. </w:t>
         <w:br/>
-        <w:t xml:space="preserve">- Avertissement!! La question s12q04 n'a pas été renseigner pour l'article: Armoires et autres meubles, prière de renseigner. </w:t>
+        <w:t xml:space="preserve">- Le prix de revente de l'article  Armoires et autres meubles ne doit pas être égal 0 même si le ménage l'a reçu en cadeau prière de leurs aider à faire une estimations. </w:t>
         <w:br/>
-        <w:t xml:space="preserve">- Avertissement!! La question s12q04 n'a pas été renseigner pour l'article: Bonbonne de gaz, prière de renseigner. </w:t>
+        <w:t xml:space="preserve">- Le prix de revente de l'article  Bonbonne de gaz ne doit pas être égal 0 même si le ménage l'a reçu en cadeau prière de leurs aider à faire une estimations. </w:t>
         <w:br/>
-        <w:t xml:space="preserve">- Avertissement!! La question s12q04 n'a pas été renseigner pour l'article: Fer à repasser à charbon, prière de renseigner. </w:t>
+        <w:t xml:space="preserve">- Le prix de revente de l'article  Fer à repasser à charbon ne doit pas être égal 0 même si le ménage l'a reçu en cadeau prière de leurs aider à faire une estimations. </w:t>
         <w:br/>
-        <w:t xml:space="preserve">- Avertissement!! La question s12q04 n'a pas été renseigner pour l'article: Lit, prière de renseigner. </w:t>
+        <w:t xml:space="preserve">- Le prix de revente de l'article  Lit ne doit pas être égal 0 même si le ménage l'a reçu en cadeau prière de leurs aider à faire une estimations. </w:t>
         <w:br/>
-        <w:t xml:space="preserve">- Avertissement!! La question s12q04 n'a pas été renseigner pour l'article: Matelas simple, prière de renseigner. </w:t>
+        <w:t xml:space="preserve">- Le prix de revente de l'article  Matelas simple ne doit pas être égal 0 même si le ménage l'a reçu en cadeau prière de leurs aider à faire une estimations. </w:t>
         <w:br/>
-        <w:t xml:space="preserve">- Avertissement!! La question s12q04 n'a pas été renseigner pour l'article: Réfrigérateur, prière de renseigner. </w:t>
+        <w:t xml:space="preserve">- Le prix de revente de l'article  Réfrigérateur ne doit pas être égal 0 même si le ménage l'a reçu en cadeau prière de leurs aider à faire une estimations. </w:t>
         <w:br/>
-        <w:t xml:space="preserve">- Avertissement!! La question s12q04 n'a pas été renseigner pour l'article: Téléphone portable, prière de renseigner. </w:t>
-        <w:br/>
-        <w:t>- Avertissement!! La question s12q04 n'a pas été renseigner pour l'article: Ventilateur sur pied, prière de renseigner.</w:t>
+        <w:t>- Le prix de revente de l'article  Ventilateur sur pied ne doit pas être égal 0 même si le ménage l'a reçu en cadeau prière de leurs aider à faire une estimations.</w:t>
       </w:r>
     </w:p>
     <w:p>
@@ -2715,7 +3197,7 @@
           </w:tcPr>
           <w:p>
             <w:r/>
-            <w:hyperlink r:id="rId12">
+            <w:hyperlink r:id="rId13">
               <w:r>
                 <w:rPr>
                   <w:color w:val="0563C1"/>
@@ -2878,27 +3360,6 @@
           <w:color w:val="4672C4"/>
           <w:sz w:val="22"/>
         </w:rPr>
-        <w:t>&gt;&gt; Section7a1 - Repas pris a l'exterieur du menage</w:t>
-      </w:r>
-    </w:p>
-    <w:p>
-      <w:pPr>
-        <w:ind w:left="283"/>
-      </w:pPr>
-      <w:r>
-        <w:rPr>
-          <w:sz w:val="20"/>
-        </w:rPr>
-        <w:t>- Attention ! La somme des repas pris à l'extérieur pour l'ensemble du ménage et pour les membres du ménage est identique, êtes-vous sûr de ne pas avoir reconduit les mêmes informations? Prière de vérifier et corriger ou de confirmer avec le QG. Attention ! Les informations des repas pris à l'extérieur pour l'ensemble du ménage et pour les membres du ménage sont identiques, prière de vérifier et de corriger ou de confirmer ces informations avec le QG.</w:t>
-      </w:r>
-    </w:p>
-    <w:p>
-      <w:r>
-        <w:rPr>
-          <w:b/>
-          <w:color w:val="4672C4"/>
-          <w:sz w:val="22"/>
-        </w:rPr>
         <w:t>&gt;&gt; Section7b - Consommation alimentaire - 7 jours</w:t>
       </w:r>
     </w:p>
@@ -2910,7 +3371,7 @@
         <w:rPr>
           <w:sz w:val="20"/>
         </w:rPr>
-        <w:t>- Attention ! Le prix unitaire d'achat (200 Fcfa) de Lait en poudre en Sachets (Petit) est relativement élevé par rapport aux autres prix observés dans cette zone. Prière de corriger ou de confirmer avec le QG. Attention ! Le prix unitaire d'achat (25 Fcfa) de Vinaigre de vin en Sachets (Petit) est relativement faible par rapport aux autres prix observés dans cette zone. Prière de corriger ou de confirmer avec le QG. Incohérence!! Dans ce ménage, chaque individus consomme par jour 25.25651 Kg  de cereale; Prière de revoir les quantités prises de ces produits. Incohérence!! Dans ce ménage, chaque individus consomme par jour 25.25651 Kg  de cereale; Prière de revoir les quantités prises de ces produits. Incohérence!! Dans ce ménage, chaque individus consomme par jour 25.25651 Kg  de cereale; Prière de revoir les quantités prises de ces produits. Le prix d'achat unitaire (200 Fcfa) de Maïs en grain en Kg de taille  taille unique  est très faible, prière de regarder les reponses prises dans les questions s07bq07a s07bq07b s07bq07c s07bq08 pour mieux corriger.</w:t>
+        <w:t>- Attention ! Le prix unitaire d'achat (100 Fcfa) de Sucre en poudre  en Sachets (Petit) est relativement faible par rapport aux autres prix observés dans cette zone. Prière de corriger ou de confirmer avec le QG. Attention ! Le prix unitaire d'achat (25 Fcfa) de Vinaigre de vin en Sachets (Petit) est relativement faible par rapport aux autres prix observés dans cette zone. Prière de corriger ou de confirmer avec le QG. Incohérence!! Dans ce ménage, chaque individus consomme par jour 47.88143 Kg  de cereale; Prière de revoir les quantités prises de ces produits. Incohérence!! Dans ce ménage, chaque individus consomme par jour 47.88143 Kg  de cereale; Prière de revoir les quantités prises de ces produits. Incohérence!! Dans ce ménage, chaque individus consomme par jour 47.88143 Kg  de cereale; Prière de revoir les quantités prises de ces produits. Le prix d'achat unitaire (200 Fcfa) de Maïs en grain en Kg de taille  taille unique  est très faible, prière de regarder les reponses prises dans les questions s07bq07a s07bq07b s07bq07c s07bq08 pour mieux corriger.</w:t>
       </w:r>
     </w:p>
     <w:p>
@@ -2994,9 +3455,1078 @@
         <w:rPr>
           <w:sz w:val="20"/>
         </w:rPr>
-        <w:t xml:space="preserve">- Attention ! Le ménage a vendu  2 Poules / poulets à 3500 donc un prix unitaire d'achat (1750 Fcfa) qui  est relativement faible par rapport aux autres prix observés dans cette zone. Prière de corriger ou de confirmer avec le QG. </w:t>
+        <w:t xml:space="preserve">- Avertissement! Le prix unitaire (12500 Fcfa) d'un Asins (Anes,  mules, mulets), Equins (Chevaux) est trop petit ou élevé. Veuillez confirmer ces informations avec le QG ou apporter les corrections nécessaires. </w:t>
         <w:br/>
-        <w:t>- Avertissement! Le prix unitaire (12500 Fcfa) d'un Asins (Anes,  mules, mulets), Equins (Chevaux) est trop petit ou élevé. Veuillez confirmer ces informations avec le QG ou apporter les corrections nécessaires.</w:t>
+        <w:t>- Avertissement! la valeur de l'achat (700 Fcfa) d'un Poules / poulets est trop petite ou élevée. Veuillez confirmer ces informations avec le QG ou apporter les corrections nécessaires.</w:t>
+      </w:r>
+    </w:p>
+    <w:p>
+      <w:r>
+        <w:t>________________________________________________________________________________</w:t>
+      </w:r>
+    </w:p>
+    <w:p>
+      <w:pPr>
+        <w:pStyle w:val="Heading2"/>
+      </w:pPr>
+      <w:r>
+        <w:t>Menage 7</w:t>
+      </w:r>
+    </w:p>
+    <w:tbl>
+      <w:tblPr>
+        <w:tblStyle w:val="TableGrid"/>
+        <w:tblW w:type="auto" w:w="0"/>
+        <w:tblLook w:firstColumn="1" w:firstRow="1" w:lastColumn="0" w:lastRow="0" w:noHBand="0" w:noVBand="1" w:val="04A0"/>
+      </w:tblPr>
+      <w:tblGrid>
+        <w:gridCol w:w="1662"/>
+        <w:gridCol w:w="1662"/>
+        <w:gridCol w:w="1662"/>
+        <w:gridCol w:w="1662"/>
+        <w:gridCol w:w="1662"/>
+        <w:gridCol w:w="1662"/>
+      </w:tblGrid>
+      <w:tr>
+        <w:tc>
+          <w:tcPr>
+            <w:tcW w:type="dxa" w:w="1662"/>
+            <w:shd w:fill="5B9BD5"/>
+          </w:tcPr>
+          <w:p>
+            <w:r>
+              <w:rPr>
+                <w:b/>
+                <w:color w:val="FFFFFF"/>
+                <w:sz w:val="16"/>
+              </w:rPr>
+              <w:t>Interview Key</w:t>
+            </w:r>
+          </w:p>
+        </w:tc>
+        <w:tc>
+          <w:tcPr>
+            <w:tcW w:type="dxa" w:w="1662"/>
+            <w:shd w:fill="5B9BD5"/>
+          </w:tcPr>
+          <w:p>
+            <w:r>
+              <w:rPr>
+                <w:b/>
+                <w:color w:val="FFFFFF"/>
+                <w:sz w:val="16"/>
+              </w:rPr>
+              <w:t>Interview ID</w:t>
+            </w:r>
+          </w:p>
+        </w:tc>
+        <w:tc>
+          <w:tcPr>
+            <w:tcW w:type="dxa" w:w="1662"/>
+            <w:shd w:fill="5B9BD5"/>
+          </w:tcPr>
+          <w:p>
+            <w:r>
+              <w:rPr>
+                <w:b/>
+                <w:color w:val="FFFFFF"/>
+                <w:sz w:val="16"/>
+              </w:rPr>
+              <w:t>ID Agent</w:t>
+            </w:r>
+          </w:p>
+        </w:tc>
+        <w:tc>
+          <w:tcPr>
+            <w:tcW w:type="dxa" w:w="1662"/>
+            <w:shd w:fill="5B9BD5"/>
+          </w:tcPr>
+          <w:p>
+            <w:r>
+              <w:rPr>
+                <w:b/>
+                <w:color w:val="FFFFFF"/>
+                <w:sz w:val="16"/>
+              </w:rPr>
+              <w:t>ID Equipe</w:t>
+            </w:r>
+          </w:p>
+        </w:tc>
+        <w:tc>
+          <w:tcPr>
+            <w:tcW w:type="dxa" w:w="1662"/>
+            <w:shd w:fill="5B9BD5"/>
+          </w:tcPr>
+          <w:p>
+            <w:r>
+              <w:rPr>
+                <w:b/>
+                <w:color w:val="FFFFFF"/>
+                <w:sz w:val="16"/>
+              </w:rPr>
+              <w:t>Agent</w:t>
+            </w:r>
+          </w:p>
+        </w:tc>
+        <w:tc>
+          <w:tcPr>
+            <w:tcW w:type="dxa" w:w="1662"/>
+            <w:shd w:fill="5B9BD5"/>
+          </w:tcPr>
+          <w:p>
+            <w:r>
+              <w:rPr>
+                <w:b/>
+                <w:color w:val="FFFFFF"/>
+                <w:sz w:val="16"/>
+              </w:rPr>
+              <w:t>Chef d'equipe</w:t>
+            </w:r>
+          </w:p>
+        </w:tc>
+      </w:tr>
+      <w:tr>
+        <w:tc>
+          <w:tcPr>
+            <w:tcW w:type="dxa" w:w="1662"/>
+          </w:tcPr>
+          <w:p>
+            <w:r>
+              <w:rPr>
+                <w:sz w:val="14"/>
+              </w:rPr>
+              <w:t>48-65-06-22</w:t>
+            </w:r>
+          </w:p>
+        </w:tc>
+        <w:tc>
+          <w:tcPr>
+            <w:tcW w:type="dxa" w:w="1662"/>
+          </w:tcPr>
+          <w:p>
+            <w:r>
+              <w:rPr>
+                <w:sz w:val="14"/>
+              </w:rPr>
+              <w:t>1644ecd5548749298e6346243747fc04</w:t>
+            </w:r>
+          </w:p>
+        </w:tc>
+        <w:tc>
+          <w:tcPr>
+            <w:tcW w:type="dxa" w:w="1662"/>
+          </w:tcPr>
+          <w:p>
+            <w:r>
+              <w:rPr>
+                <w:sz w:val="14"/>
+              </w:rPr>
+              <w:t>EQ26_enq2</w:t>
+            </w:r>
+          </w:p>
+        </w:tc>
+        <w:tc>
+          <w:tcPr>
+            <w:tcW w:type="dxa" w:w="1662"/>
+          </w:tcPr>
+          <w:p>
+            <w:r>
+              <w:rPr>
+                <w:sz w:val="14"/>
+              </w:rPr>
+              <w:t>Equipe26</w:t>
+            </w:r>
+          </w:p>
+        </w:tc>
+        <w:tc>
+          <w:tcPr>
+            <w:tcW w:type="dxa" w:w="1662"/>
+          </w:tcPr>
+          <w:p>
+            <w:r>
+              <w:rPr>
+                <w:sz w:val="14"/>
+              </w:rPr>
+              <w:t>Ndeye Seynabou FALL</w:t>
+            </w:r>
+          </w:p>
+        </w:tc>
+        <w:tc>
+          <w:tcPr>
+            <w:tcW w:type="dxa" w:w="1662"/>
+          </w:tcPr>
+          <w:p>
+            <w:r>
+              <w:rPr>
+                <w:sz w:val="14"/>
+              </w:rPr>
+              <w:t>Coura GAYE</w:t>
+            </w:r>
+          </w:p>
+        </w:tc>
+      </w:tr>
+    </w:tbl>
+    <w:p/>
+    <w:tbl>
+      <w:tblPr>
+        <w:tblStyle w:val="TableGrid"/>
+        <w:tblW w:type="auto" w:w="0"/>
+        <w:tblLook w:firstColumn="1" w:firstRow="1" w:lastColumn="0" w:lastRow="0" w:noHBand="0" w:noVBand="1" w:val="04A0"/>
+      </w:tblPr>
+      <w:tblGrid>
+        <w:gridCol w:w="3324"/>
+        <w:gridCol w:w="3324"/>
+        <w:gridCol w:w="3324"/>
+      </w:tblGrid>
+      <w:tr>
+        <w:tc>
+          <w:tcPr>
+            <w:tcW w:type="dxa" w:w="3324"/>
+            <w:shd w:fill="70AD47"/>
+          </w:tcPr>
+          <w:p>
+            <w:r>
+              <w:rPr>
+                <w:b/>
+                <w:color w:val="FFFFFF"/>
+                <w:sz w:val="18"/>
+              </w:rPr>
+              <w:t>Chef de Menage</w:t>
+            </w:r>
+          </w:p>
+        </w:tc>
+        <w:tc>
+          <w:tcPr>
+            <w:tcW w:type="dxa" w:w="3324"/>
+            <w:shd w:fill="70AD47"/>
+          </w:tcPr>
+          <w:p>
+            <w:r>
+              <w:rPr>
+                <w:b/>
+                <w:color w:val="FFFFFF"/>
+                <w:sz w:val="18"/>
+              </w:rPr>
+              <w:t>Quartier/Village (s00q05)</w:t>
+            </w:r>
+          </w:p>
+        </w:tc>
+        <w:tc>
+          <w:tcPr>
+            <w:tcW w:type="dxa" w:w="3324"/>
+            <w:shd w:fill="70AD47"/>
+          </w:tcPr>
+          <w:p>
+            <w:r>
+              <w:rPr>
+                <w:b/>
+                <w:color w:val="FFFFFF"/>
+                <w:sz w:val="18"/>
+              </w:rPr>
+              <w:t>Localisation GPS</w:t>
+            </w:r>
+          </w:p>
+        </w:tc>
+      </w:tr>
+      <w:tr>
+        <w:tc>
+          <w:tcPr>
+            <w:tcW w:type="dxa" w:w="3324"/>
+          </w:tcPr>
+          <w:p>
+            <w:r>
+              <w:rPr>
+                <w:sz w:val="18"/>
+              </w:rPr>
+              <w:t>ROKHY SARR</w:t>
+            </w:r>
+          </w:p>
+        </w:tc>
+        <w:tc>
+          <w:tcPr>
+            <w:tcW w:type="dxa" w:w="3324"/>
+          </w:tcPr>
+          <w:p>
+            <w:r>
+              <w:rPr>
+                <w:sz w:val="18"/>
+              </w:rPr>
+              <w:t>N/A</w:t>
+            </w:r>
+          </w:p>
+        </w:tc>
+        <w:tc>
+          <w:tcPr>
+            <w:tcW w:type="dxa" w:w="3324"/>
+          </w:tcPr>
+          <w:p>
+            <w:r/>
+            <w:hyperlink r:id="rId14">
+              <w:r>
+                <w:rPr>
+                  <w:color w:val="0563C1"/>
+                  <w:u w:val="single"/>
+                </w:rPr>
+                <w:t>peye</w:t>
+              </w:r>
+            </w:hyperlink>
+          </w:p>
+        </w:tc>
+      </w:tr>
+    </w:tbl>
+    <w:p/>
+    <w:p>
+      <w:r>
+        <w:rPr>
+          <w:b/>
+          <w:color w:val="4672C4"/>
+          <w:sz w:val="22"/>
+        </w:rPr>
+        <w:t>&gt;&gt; Section0 - Identification et renseignements de controle</w:t>
+      </w:r>
+    </w:p>
+    <w:p>
+      <w:pPr>
+        <w:ind w:left="283"/>
+      </w:pPr>
+      <w:r>
+        <w:rPr>
+          <w:sz w:val="20"/>
+        </w:rPr>
+        <w:t>- Il est obligatoire de prendre les coordonnées Gps avant d'administrer le questionnaire. Prière de prendre les coordonnées GPS.</w:t>
+      </w:r>
+    </w:p>
+    <w:p>
+      <w:r>
+        <w:rPr>
+          <w:b/>
+          <w:color w:val="4672C4"/>
+          <w:sz w:val="22"/>
+        </w:rPr>
+        <w:t>&gt;&gt; Section1 - Caracteristiques des membres</w:t>
+      </w:r>
+    </w:p>
+    <w:p>
+      <w:pPr>
+        <w:ind w:left="283"/>
+      </w:pPr>
+      <w:r>
+        <w:rPr>
+          <w:sz w:val="20"/>
+        </w:rPr>
+        <w:t xml:space="preserve">- Avertissement! Veuillez renseigner par oui ou non toutes les modalités de la question s01q47. </w:t>
+        <w:br/>
+        <w:t xml:space="preserve">- Incoherence! Fatim seck dispose d'un téléphone portable à s01q39, donc la raison évoquée ne peut pas être (ne dispose pas d'appareil). </w:t>
+        <w:br/>
+        <w:t>- Incoherence! Layene thioye dispose d'un téléphone portable à s01q39, donc la raison évoquée ne peut pas être (ne dispose pas d'appareil).</w:t>
+      </w:r>
+    </w:p>
+    <w:p>
+      <w:r>
+        <w:rPr>
+          <w:b/>
+          <w:color w:val="4672C4"/>
+          <w:sz w:val="22"/>
+        </w:rPr>
+        <w:t>&gt;&gt; Section2 - Education</w:t>
+      </w:r>
+    </w:p>
+    <w:p>
+      <w:pPr>
+        <w:ind w:left="283"/>
+      </w:pPr>
+      <w:r>
+        <w:rPr>
+          <w:sz w:val="20"/>
+        </w:rPr>
+        <w:t xml:space="preserve">- Peu probable! Aissatou mbodji  n'arrive pas  à comprendre un petit texte lu dans une langue locale (s02q03). Veuillez corriger ou donner des explications au QG. Peu probable! Aissatou mbodji  ne sait ni lire, ni écrire, ni comprendre dans aucune des langues  (s02q01,s02q02,s02q03). Veuillez corriger ou donner des explications au QG. </w:t>
+        <w:br/>
+        <w:t xml:space="preserve">- Peu probable! Fatim seck  n'arrive pas  à comprendre un petit texte lu dans une langue locale (s02q03). Veuillez corriger ou donner des explications au QG. Peu probable! Fatim seck  ne sait ni lire, ni écrire, ni comprendre dans aucune des langues  (s02q01,s02q02,s02q03). Veuillez corriger ou donner des explications au QG. </w:t>
+        <w:br/>
+        <w:t xml:space="preserve">- Peu probable! Layene thioye  n'arrive pas  à comprendre un petit texte lu dans une langue locale (s02q03). Veuillez corriger ou donner des explications au QG. Peu probable! Layene thioye  ne sait ni lire, ni écrire, ni comprendre dans aucune des langues  (s02q01,s02q02,s02q03). Veuillez corriger ou donner des explications au QG. </w:t>
+        <w:br/>
+        <w:t xml:space="preserve">- Peu probable! Mariama konaté  n'arrive pas  à comprendre un petit texte lu dans une langue locale (s02q03). Veuillez corriger ou donner des explications au QG. Dans les milieux urbains c'est peu probable de voir une école dont les élèves ou étudiants ne dépensent pas en frais d'uniformes, prière de verifier pour Mariama konaté et corriger ou confirmer avec le QG. </w:t>
+        <w:br/>
+        <w:t xml:space="preserve">- Peu probable! Mary mbodji  n'arrive pas  à comprendre un petit texte lu dans une langue locale (s02q03). Veuillez corriger ou donner des explications au QG. </w:t>
+        <w:br/>
+        <w:t xml:space="preserve">- Peu probable! Mouhamed mbodji  n'arrive pas  à comprendre un petit texte lu dans une langue locale (s02q03). Veuillez corriger ou donner des explications au QG. </w:t>
+        <w:br/>
+        <w:t xml:space="preserve">- Peu probable! Mouhamed ndao  n'arrive pas  à comprendre un petit texte lu dans une langue locale (s02q03). Veuillez corriger ou donner des explications au QG. Dans les milieux urbains c'est peu probable de voir une école dont les élèves ou étudiants ne dépensent pas en frais d'uniformes, prière de verifier pour Mouhamed ndao et corriger ou confirmer avec le QG. </w:t>
+        <w:br/>
+        <w:t xml:space="preserve">- Peu probable! Moustapha ndao  n'arrive pas  à comprendre un petit texte lu dans une langue locale (s02q03). Veuillez corriger ou donner des explications au QG. Peu probable! Moustapha ndao  ne sait ni lire, ni écrire, ni comprendre dans aucune des langues  (s02q01,s02q02,s02q03). Veuillez corriger ou donner des explications au QG. </w:t>
+        <w:br/>
+        <w:t xml:space="preserve">- Peu probable! Oumy wade  n'arrive pas  à comprendre un petit texte lu dans une langue locale (s02q03). Veuillez corriger ou donner des explications au QG. Peu probable! Oumy wade  ne sait ni lire, ni écrire, ni comprendre dans aucune des langues  (s02q01,s02q02,s02q03). Veuillez corriger ou donner des explications au QG. </w:t>
+        <w:br/>
+        <w:t>- Peu probable! Rokhy sarr  n'arrive pas  à comprendre un petit texte lu dans une langue locale (s02q03). Veuillez corriger ou donner des explications au QG. Peu probable! Rokhy sarr  ne sait ni lire, ni écrire, ni comprendre dans aucune des langues  (s02q01,s02q02,s02q03). Veuillez corriger ou donner des explications au QG.</w:t>
+      </w:r>
+    </w:p>
+    <w:p>
+      <w:r>
+        <w:rPr>
+          <w:b/>
+          <w:color w:val="4672C4"/>
+          <w:sz w:val="22"/>
+        </w:rPr>
+        <w:t>&gt;&gt; Section4a - Emploi</w:t>
+      </w:r>
+    </w:p>
+    <w:p>
+      <w:pPr>
+        <w:ind w:left="283"/>
+      </w:pPr>
+      <w:r>
+        <w:rPr>
+          <w:sz w:val="20"/>
+        </w:rPr>
+        <w:t xml:space="preserve">- Avertissement! Fatim seck n'a consacré aucune heure pour aucun des travaux du ménage, prière de regarder les réponses prises dans les questions (s04q01 s04q02 s04q03 s04q04 s04q05 s04q06 s04q07 s04q08). </w:t>
+        <w:br/>
+        <w:t>- Avertissement! Rokhy sarr n'a consacré aucune heure pour aucun des travaux du ménage, prière de regarder les réponses prises dans les questions (s04q01 s04q02 s04q03 s04q04 s04q05 s04q06 s04q07 s04q08).</w:t>
+      </w:r>
+    </w:p>
+    <w:p>
+      <w:r>
+        <w:rPr>
+          <w:b/>
+          <w:color w:val="4672C4"/>
+          <w:sz w:val="22"/>
+        </w:rPr>
+        <w:t>&gt;&gt; Section7a1 - Repas pris a l'exterieur du menage</w:t>
+      </w:r>
+    </w:p>
+    <w:p>
+      <w:pPr>
+        <w:ind w:left="283"/>
+      </w:pPr>
+      <w:r>
+        <w:rPr>
+          <w:sz w:val="20"/>
+        </w:rPr>
+        <w:t>- Avertissement ! Le montant total déclaré par le ménage concernant les repas pris par l'ensemble des membres au cours des 7 derniers jours semble incohérent. Prière de vérifier dans la section 7a si l'information est correcte et de confirmer avec le QG.</w:t>
+      </w:r>
+    </w:p>
+    <w:p>
+      <w:r>
+        <w:rPr>
+          <w:b/>
+          <w:color w:val="4672C4"/>
+          <w:sz w:val="22"/>
+        </w:rPr>
+        <w:t>&gt;&gt; Section7b - Consommation alimentaire - 7 jours</w:t>
+      </w:r>
+    </w:p>
+    <w:p>
+      <w:pPr>
+        <w:ind w:left="283"/>
+      </w:pPr>
+      <w:r>
+        <w:rPr>
+          <w:sz w:val="20"/>
+        </w:rPr>
+        <w:t>- Attention ! Le prix unitaire d'achat (25 Fcfa) de Arachides grillées décortiquées en Sachets (Petit) est relativement faible par rapport aux autres prix observés dans cette zone. Prière de corriger ou de confirmer avec le QG.</w:t>
+      </w:r>
+    </w:p>
+    <w:p>
+      <w:r>
+        <w:rPr>
+          <w:b/>
+          <w:color w:val="4672C4"/>
+          <w:sz w:val="22"/>
+        </w:rPr>
+        <w:t>&gt;&gt; Section9b - Depenses non-alimentaires - 7 jours</w:t>
+      </w:r>
+    </w:p>
+    <w:p>
+      <w:pPr>
+        <w:ind w:left="283"/>
+      </w:pPr>
+      <w:r>
+        <w:rPr>
+          <w:sz w:val="20"/>
+        </w:rPr>
+        <w:t>- Peu plausible! le montant de la dépense pour Transport urbain/rural par traction animale semble faible. Veuillez, s'il vous plaît, confirmer cette information avec le QG ou la corriger.</w:t>
+      </w:r>
+    </w:p>
+    <w:p>
+      <w:r>
+        <w:rPr>
+          <w:b/>
+          <w:color w:val="4672C4"/>
+          <w:sz w:val="22"/>
+        </w:rPr>
+        <w:t>&gt;&gt; Section10a - Existence entreprise non agricole</w:t>
+      </w:r>
+    </w:p>
+    <w:p>
+      <w:pPr>
+        <w:ind w:left="283"/>
+      </w:pPr>
+      <w:r>
+        <w:rPr>
+          <w:sz w:val="20"/>
+        </w:rPr>
+        <w:t>- Avertissement!!! Le ménage de ROKHY SARR a comme taille 11 personnes dont ils vivent à KAFFRINE Urbain et aucune d'entre ne possède une entreprise non agricole, prière de revoir cette partie de la section 10 de ce menage.</w:t>
+      </w:r>
+    </w:p>
+    <w:p>
+      <w:r>
+        <w:rPr>
+          <w:b/>
+          <w:color w:val="4672C4"/>
+          <w:sz w:val="22"/>
+        </w:rPr>
+        <w:t>&gt;&gt; Section11 - Caracteristiques logement</w:t>
+      </w:r>
+    </w:p>
+    <w:p>
+      <w:pPr>
+        <w:ind w:left="283"/>
+      </w:pPr>
+      <w:r>
+        <w:rPr>
+          <w:sz w:val="20"/>
+        </w:rPr>
+        <w:t>- Avertissement!! la principale source d’énergie pour la cuisine semble ne pas bonne, prière de corriger ou confirmer avec le QG. La principale source d'énergie ( Charbon minéral) pour la cusine semble incoherent, prière de corriger ou confirmer.</w:t>
+      </w:r>
+    </w:p>
+    <w:p>
+      <w:r>
+        <w:rPr>
+          <w:b/>
+          <w:color w:val="4672C4"/>
+          <w:sz w:val="22"/>
+        </w:rPr>
+        <w:t>&gt;&gt; Section16a - Champs et parcelles</w:t>
+      </w:r>
+    </w:p>
+    <w:p>
+      <w:pPr>
+        <w:ind w:left="283"/>
+      </w:pPr>
+      <w:r>
+        <w:rPr>
+          <w:sz w:val="20"/>
+        </w:rPr>
+        <w:t>- La section 16 du ménage de ROKHY SARR n'est pas renseigné, prière de renseigner.</w:t>
+      </w:r>
+    </w:p>
+    <w:p>
+      <w:r>
+        <w:t>________________________________________________________________________________</w:t>
+      </w:r>
+    </w:p>
+    <w:p>
+      <w:pPr>
+        <w:pStyle w:val="Heading2"/>
+      </w:pPr>
+      <w:r>
+        <w:t>Menage 8</w:t>
+      </w:r>
+    </w:p>
+    <w:tbl>
+      <w:tblPr>
+        <w:tblStyle w:val="TableGrid"/>
+        <w:tblW w:type="auto" w:w="0"/>
+        <w:tblLook w:firstColumn="1" w:firstRow="1" w:lastColumn="0" w:lastRow="0" w:noHBand="0" w:noVBand="1" w:val="04A0"/>
+      </w:tblPr>
+      <w:tblGrid>
+        <w:gridCol w:w="1662"/>
+        <w:gridCol w:w="1662"/>
+        <w:gridCol w:w="1662"/>
+        <w:gridCol w:w="1662"/>
+        <w:gridCol w:w="1662"/>
+        <w:gridCol w:w="1662"/>
+      </w:tblGrid>
+      <w:tr>
+        <w:tc>
+          <w:tcPr>
+            <w:tcW w:type="dxa" w:w="1662"/>
+            <w:shd w:fill="5B9BD5"/>
+          </w:tcPr>
+          <w:p>
+            <w:r>
+              <w:rPr>
+                <w:b/>
+                <w:color w:val="FFFFFF"/>
+                <w:sz w:val="16"/>
+              </w:rPr>
+              <w:t>Interview Key</w:t>
+            </w:r>
+          </w:p>
+        </w:tc>
+        <w:tc>
+          <w:tcPr>
+            <w:tcW w:type="dxa" w:w="1662"/>
+            <w:shd w:fill="5B9BD5"/>
+          </w:tcPr>
+          <w:p>
+            <w:r>
+              <w:rPr>
+                <w:b/>
+                <w:color w:val="FFFFFF"/>
+                <w:sz w:val="16"/>
+              </w:rPr>
+              <w:t>Interview ID</w:t>
+            </w:r>
+          </w:p>
+        </w:tc>
+        <w:tc>
+          <w:tcPr>
+            <w:tcW w:type="dxa" w:w="1662"/>
+            <w:shd w:fill="5B9BD5"/>
+          </w:tcPr>
+          <w:p>
+            <w:r>
+              <w:rPr>
+                <w:b/>
+                <w:color w:val="FFFFFF"/>
+                <w:sz w:val="16"/>
+              </w:rPr>
+              <w:t>ID Agent</w:t>
+            </w:r>
+          </w:p>
+        </w:tc>
+        <w:tc>
+          <w:tcPr>
+            <w:tcW w:type="dxa" w:w="1662"/>
+            <w:shd w:fill="5B9BD5"/>
+          </w:tcPr>
+          <w:p>
+            <w:r>
+              <w:rPr>
+                <w:b/>
+                <w:color w:val="FFFFFF"/>
+                <w:sz w:val="16"/>
+              </w:rPr>
+              <w:t>ID Equipe</w:t>
+            </w:r>
+          </w:p>
+        </w:tc>
+        <w:tc>
+          <w:tcPr>
+            <w:tcW w:type="dxa" w:w="1662"/>
+            <w:shd w:fill="5B9BD5"/>
+          </w:tcPr>
+          <w:p>
+            <w:r>
+              <w:rPr>
+                <w:b/>
+                <w:color w:val="FFFFFF"/>
+                <w:sz w:val="16"/>
+              </w:rPr>
+              <w:t>Agent</w:t>
+            </w:r>
+          </w:p>
+        </w:tc>
+        <w:tc>
+          <w:tcPr>
+            <w:tcW w:type="dxa" w:w="1662"/>
+            <w:shd w:fill="5B9BD5"/>
+          </w:tcPr>
+          <w:p>
+            <w:r>
+              <w:rPr>
+                <w:b/>
+                <w:color w:val="FFFFFF"/>
+                <w:sz w:val="16"/>
+              </w:rPr>
+              <w:t>Chef d'equipe</w:t>
+            </w:r>
+          </w:p>
+        </w:tc>
+      </w:tr>
+      <w:tr>
+        <w:tc>
+          <w:tcPr>
+            <w:tcW w:type="dxa" w:w="1662"/>
+          </w:tcPr>
+          <w:p>
+            <w:r>
+              <w:rPr>
+                <w:sz w:val="14"/>
+              </w:rPr>
+              <w:t>79-91-21-36</w:t>
+            </w:r>
+          </w:p>
+        </w:tc>
+        <w:tc>
+          <w:tcPr>
+            <w:tcW w:type="dxa" w:w="1662"/>
+          </w:tcPr>
+          <w:p>
+            <w:r>
+              <w:rPr>
+                <w:sz w:val="14"/>
+              </w:rPr>
+              <w:t>9f6bac9295db473383ef33b78c78cea6</w:t>
+            </w:r>
+          </w:p>
+        </w:tc>
+        <w:tc>
+          <w:tcPr>
+            <w:tcW w:type="dxa" w:w="1662"/>
+          </w:tcPr>
+          <w:p>
+            <w:r>
+              <w:rPr>
+                <w:sz w:val="14"/>
+              </w:rPr>
+              <w:t>EQ26_enq3</w:t>
+            </w:r>
+          </w:p>
+        </w:tc>
+        <w:tc>
+          <w:tcPr>
+            <w:tcW w:type="dxa" w:w="1662"/>
+          </w:tcPr>
+          <w:p>
+            <w:r>
+              <w:rPr>
+                <w:sz w:val="14"/>
+              </w:rPr>
+              <w:t>Equipe26</w:t>
+            </w:r>
+          </w:p>
+        </w:tc>
+        <w:tc>
+          <w:tcPr>
+            <w:tcW w:type="dxa" w:w="1662"/>
+          </w:tcPr>
+          <w:p>
+            <w:r>
+              <w:rPr>
+                <w:sz w:val="14"/>
+              </w:rPr>
+              <w:t>Fallou FAYE</w:t>
+            </w:r>
+          </w:p>
+        </w:tc>
+        <w:tc>
+          <w:tcPr>
+            <w:tcW w:type="dxa" w:w="1662"/>
+          </w:tcPr>
+          <w:p>
+            <w:r>
+              <w:rPr>
+                <w:sz w:val="14"/>
+              </w:rPr>
+              <w:t>Coura GAYE</w:t>
+            </w:r>
+          </w:p>
+        </w:tc>
+      </w:tr>
+    </w:tbl>
+    <w:p/>
+    <w:tbl>
+      <w:tblPr>
+        <w:tblStyle w:val="TableGrid"/>
+        <w:tblW w:type="auto" w:w="0"/>
+        <w:tblLook w:firstColumn="1" w:firstRow="1" w:lastColumn="0" w:lastRow="0" w:noHBand="0" w:noVBand="1" w:val="04A0"/>
+      </w:tblPr>
+      <w:tblGrid>
+        <w:gridCol w:w="3324"/>
+        <w:gridCol w:w="3324"/>
+        <w:gridCol w:w="3324"/>
+      </w:tblGrid>
+      <w:tr>
+        <w:tc>
+          <w:tcPr>
+            <w:tcW w:type="dxa" w:w="3324"/>
+            <w:shd w:fill="70AD47"/>
+          </w:tcPr>
+          <w:p>
+            <w:r>
+              <w:rPr>
+                <w:b/>
+                <w:color w:val="FFFFFF"/>
+                <w:sz w:val="18"/>
+              </w:rPr>
+              <w:t>Chef de Menage</w:t>
+            </w:r>
+          </w:p>
+        </w:tc>
+        <w:tc>
+          <w:tcPr>
+            <w:tcW w:type="dxa" w:w="3324"/>
+            <w:shd w:fill="70AD47"/>
+          </w:tcPr>
+          <w:p>
+            <w:r>
+              <w:rPr>
+                <w:b/>
+                <w:color w:val="FFFFFF"/>
+                <w:sz w:val="18"/>
+              </w:rPr>
+              <w:t>Quartier/Village (s00q05)</w:t>
+            </w:r>
+          </w:p>
+        </w:tc>
+        <w:tc>
+          <w:tcPr>
+            <w:tcW w:type="dxa" w:w="3324"/>
+            <w:shd w:fill="70AD47"/>
+          </w:tcPr>
+          <w:p>
+            <w:r>
+              <w:rPr>
+                <w:b/>
+                <w:color w:val="FFFFFF"/>
+                <w:sz w:val="18"/>
+              </w:rPr>
+              <w:t>Localisation GPS</w:t>
+            </w:r>
+          </w:p>
+        </w:tc>
+      </w:tr>
+      <w:tr>
+        <w:tc>
+          <w:tcPr>
+            <w:tcW w:type="dxa" w:w="3324"/>
+          </w:tcPr>
+          <w:p>
+            <w:r>
+              <w:rPr>
+                <w:sz w:val="18"/>
+              </w:rPr>
+              <w:t>DOUDOU GUEYE</w:t>
+            </w:r>
+          </w:p>
+        </w:tc>
+        <w:tc>
+          <w:tcPr>
+            <w:tcW w:type="dxa" w:w="3324"/>
+          </w:tcPr>
+          <w:p>
+            <w:r>
+              <w:rPr>
+                <w:sz w:val="18"/>
+              </w:rPr>
+              <w:t>N/A</w:t>
+            </w:r>
+          </w:p>
+        </w:tc>
+        <w:tc>
+          <w:tcPr>
+            <w:tcW w:type="dxa" w:w="3324"/>
+          </w:tcPr>
+          <w:p>
+            <w:r/>
+            <w:hyperlink r:id="rId15">
+              <w:r>
+                <w:rPr>
+                  <w:color w:val="0563C1"/>
+                  <w:u w:val="single"/>
+                </w:rPr>
+                <w:t>PEYE</w:t>
+              </w:r>
+            </w:hyperlink>
+          </w:p>
+        </w:tc>
+      </w:tr>
+    </w:tbl>
+    <w:p/>
+    <w:p>
+      <w:r>
+        <w:rPr>
+          <w:b/>
+          <w:color w:val="4672C4"/>
+          <w:sz w:val="22"/>
+        </w:rPr>
+        <w:t>&gt;&gt; Section2 - Education</w:t>
+      </w:r>
+    </w:p>
+    <w:p>
+      <w:pPr>
+        <w:ind w:left="283"/>
+      </w:pPr>
+      <w:r>
+        <w:rPr>
+          <w:sz w:val="20"/>
+        </w:rPr>
+        <w:t xml:space="preserve">- Dans les milieux urbains c'est peu probable de voir une école dont les élèves ou étudiants ne dépensent pas en frais d'uniformes, prière de verifier pour adja gueye et corriger ou confirmer avec le QG. </w:t>
+        <w:br/>
+        <w:t xml:space="preserve">- Dans les milieux urbains c'est peu probable de voir une école dont les élèves ou étudiants ne dépensent pas en frais d'uniformes, prière de verifier pour cheikh ndiaye gueye et corriger ou confirmer avec le QG. Attention ! Le frais de scolarité (115000 Fcfa) de cheikh ndiaye gueye en 2ème année de Secondaire 2 Général est relativement élevé par rapport aux autres frais de scolarités observés dans cette zone. Prière de corriger ou de confirmer avec le QG. </w:t>
+        <w:br/>
+        <w:t xml:space="preserve">- Dans les milieux urbains c'est peu probable de voir une école dont les élèves ou étudiants ne dépensent pas en frais d'uniformes, prière de verifier pour mama awa gueye et corriger ou confirmer avec le QG. </w:t>
+        <w:br/>
+        <w:t xml:space="preserve">- Dans les milieux urbains c'est peu probable de voir une école dont les élèves ou étudiants ne dépensent pas en frais d'uniformes, prière de verifier pour serigne gueye et corriger ou confirmer avec le QG. </w:t>
+        <w:br/>
+        <w:t xml:space="preserve">- Dans les milieux urbains c'est peu probable de voir une école dont les élèves ou étudiants ne dépensent pas en frais d'uniformes, prière de verifier pour yacine gueye et corriger ou confirmer avec le QG. </w:t>
+        <w:br/>
+        <w:t xml:space="preserve">- Le domaine que Mbossou ndiaye bénéficié de cette formation est formation transformation produit alimentaire et semble exister dans les modalités, prière de prendre attache avec le QG pour plus d'explication afin de la classer bien. </w:t>
+        <w:br/>
+        <w:t xml:space="preserve">- Peu probable! aminata seck  n'arrive pas  à comprendre un petit texte lu dans une langue locale (s02q03). Veuillez corriger ou donner des explications au QG. Peu probable! aminata seck  ne sait ni lire, ni écrire, ni comprendre dans aucune des langues  (s02q01,s02q02,s02q03). Veuillez corriger ou donner des explications au QG. </w:t>
+        <w:br/>
+        <w:t>- Peu probable! mouhamed gueye  n'arrive pas  à comprendre un petit texte lu dans une langue locale (s02q03). Veuillez corriger ou donner des explications au QG. Dans les milieux urbains c'est peu probable de voir une école dont les élèves ou étudiants ne dépensent pas en frais d'uniformes, prière de verifier pour mouhamed gueye et corriger ou confirmer avec le QG.</w:t>
+      </w:r>
+    </w:p>
+    <w:p>
+      <w:r>
+        <w:rPr>
+          <w:b/>
+          <w:color w:val="4672C4"/>
+          <w:sz w:val="22"/>
+        </w:rPr>
+        <w:t>&gt;&gt; Section4a - Emploi</w:t>
+      </w:r>
+    </w:p>
+    <w:p>
+      <w:pPr>
+        <w:ind w:left="283"/>
+      </w:pPr>
+      <w:r>
+        <w:rPr>
+          <w:sz w:val="20"/>
+        </w:rPr>
+        <w:t>- Avertissement! aminata seck n'a consacré aucune heure pour aucun des travaux du ménage, prière de regarder les réponses prises dans les questions (s04q01 s04q02 s04q03 s04q04 s04q05 s04q06 s04q07 s04q08).</w:t>
+      </w:r>
+    </w:p>
+    <w:p>
+      <w:r>
+        <w:rPr>
+          <w:b/>
+          <w:color w:val="4672C4"/>
+          <w:sz w:val="22"/>
+        </w:rPr>
+        <w:t>&gt;&gt; Section4b - Emploi - Activite principale</w:t>
+      </w:r>
+    </w:p>
+    <w:p>
+      <w:pPr>
+        <w:ind w:left="283"/>
+      </w:pPr>
+      <w:r>
+        <w:rPr>
+          <w:sz w:val="20"/>
+        </w:rPr>
+        <w:t>- Incohérence détectée ! Il semble peu probable que Mbossou ndiaye occupe un emploi pour l'ETAT/collectivités locales ou dans une entreprise publique/parapublique tout en travaillant moins de 20 jours par mois. Veuillez, s'il vous plaît, corriger cette information. Attention ! Le nombre de jours que Mbossou ndiaye a travaillés par mois semble être inférieur à 15. Veuillez, s'il vous plaît, confirmer cette information.</w:t>
+      </w:r>
+    </w:p>
+    <w:p>
+      <w:r>
+        <w:rPr>
+          <w:b/>
+          <w:color w:val="4672C4"/>
+          <w:sz w:val="22"/>
+        </w:rPr>
+        <w:t>&gt;&gt; Section7b - Consommation alimentaire - 7 jours</w:t>
+      </w:r>
+    </w:p>
+    <w:p>
+      <w:pPr>
+        <w:ind w:left="283"/>
+      </w:pPr>
+      <w:r>
+        <w:rPr>
+          <w:sz w:val="20"/>
+        </w:rPr>
+        <w:t>- Attention ! Le prix unitaire d'achat (150 Fcfa) de Mâchoiron séchée (Kon) en Tas (Petit) est relativement élevé par rapport aux autres prix observés dans cette zone. Prière de corriger ou de confirmer avec le QG. Attention ! Le prix unitaire d'achat (50 Fcfa) de Autre légumes frais n.d.a. en Pièce (Moyen) est relativement faible par rapport aux autres prix observés dans cette zone. Prière de corriger ou de confirmer avec le QG. Attention ! Le prix unitaire d'achat (50 Fcfa) de Jus de fruits type 1 (orange, ananas, bissap, gingembre, jus de cajou, etc.) en Sachets (Petit) est relativement élevé par rapport aux autres prix observés dans cette zone. Prière de corriger ou de confirmer avec le QG. Avertissement!! La quantité (5.25 litre) du produit Huile d'arachide raffinée consommée  par le ménage semble très élevé, prière de corriger ou confirmer avec le QG. Avertissement!!! Le ménage a consommé 10 Pièce Petit de Caramel, bonbons, confiseries, etc., cette quantité semble anormale pour une consommation des 7 derniers jours.Prière de corriger ou de confirmer avec le QG. Avertissement!!! Le ménage a consommé 7 Paquet Petit de Thé en sachet, cette quantité semble anormale pour une consommation des 7 derniers jours.Prière de corriger ou de confirmer avec le QG. Avertissement!! le prix unitaire (100 Fcfa) de Thé en sachet (unité: Paquet) de taille Petit est très faible ou élevé. Prière de corriger ou de confirmer avec le QG. Incohérence!! Dans ce ménage, chaque individus consomme par jour 14.30746 Kg  de cereale; Prière de revoir les quantités prises de ces produits.</w:t>
+      </w:r>
+    </w:p>
+    <w:p>
+      <w:r>
+        <w:rPr>
+          <w:b/>
+          <w:color w:val="4672C4"/>
+          <w:sz w:val="22"/>
+        </w:rPr>
+        <w:t>&gt;&gt; Section9c - Depenses non-alimentaires - 30 jours</w:t>
+      </w:r>
+    </w:p>
+    <w:p>
+      <w:pPr>
+        <w:ind w:left="283"/>
+      </w:pPr>
+      <w:r>
+        <w:rPr>
+          <w:sz w:val="20"/>
+        </w:rPr>
+        <w:t xml:space="preserve">- La dernière fois que vous avez acheté Frais de blanchiment des vêtements, linge, etc. (Pressing) est voisine et semble exister dans les modalités, prière de prendre attache avec le QG pour plus d'explication afin de la classer bien. </w:t>
+        <w:br/>
+        <w:t>- Peu plausible! le montant de la dépense pour Frais de ramassage des ordures ménagères semble faible. Veuillez, s'il vous plaît, confirmer cette information avec le QG ou la corriger.</w:t>
+      </w:r>
+    </w:p>
+    <w:p>
+      <w:r>
+        <w:rPr>
+          <w:b/>
+          <w:color w:val="4672C4"/>
+          <w:sz w:val="22"/>
+        </w:rPr>
+        <w:t>&gt;&gt; Section10a - Existence entreprise non agricole</w:t>
+      </w:r>
+    </w:p>
+    <w:p>
+      <w:pPr>
+        <w:ind w:left="283"/>
+      </w:pPr>
+      <w:r>
+        <w:rPr>
+          <w:sz w:val="20"/>
+        </w:rPr>
+        <w:t>- Avertissement!!! Le ménage de DOUDOU GUEYE a comme taille 9 personnes dont ils vivent à KAFFRINE Urbain et aucune d'entre ne possède une entreprise non agricole, prière de revoir cette partie de la section 10 de ce menage.</w:t>
+      </w:r>
+    </w:p>
+    <w:p>
+      <w:r>
+        <w:rPr>
+          <w:b/>
+          <w:color w:val="4672C4"/>
+          <w:sz w:val="22"/>
+        </w:rPr>
+        <w:t>&gt;&gt; Section11 - Caracteristiques logement</w:t>
+      </w:r>
+    </w:p>
+    <w:p>
+      <w:pPr>
+        <w:ind w:left="283"/>
+      </w:pPr>
+      <w:r>
+        <w:rPr>
+          <w:sz w:val="20"/>
+        </w:rPr>
+        <w:t>- Avertissement!! Le ménage (vit en milieu urbain) se débarrasse de ses ordures ménagères soit par le Dépotoir sauvage, brûle et enterre, prière de corriger ou confirmer avec le QG.</w:t>
+      </w:r>
+    </w:p>
+    <w:p>
+      <w:r>
+        <w:rPr>
+          <w:b/>
+          <w:color w:val="4672C4"/>
+          <w:sz w:val="22"/>
+        </w:rPr>
+        <w:t>&gt;&gt; Section13b - Transferta emis</w:t>
+      </w:r>
+    </w:p>
+    <w:p>
+      <w:pPr>
+        <w:ind w:left="283"/>
+      </w:pPr>
+      <w:r>
+        <w:rPr>
+          <w:sz w:val="20"/>
+        </w:rPr>
+        <w:t>- Avertissement!! Le montant des transferts emis par mois semble très élevé ou faible, peut-être que vous vous êtes trompés du choix de l'unité.</w:t>
+      </w:r>
+    </w:p>
+    <w:p>
+      <w:r>
+        <w:rPr>
+          <w:b/>
+          <w:color w:val="4672C4"/>
+          <w:sz w:val="22"/>
+        </w:rPr>
+        <w:t>&gt;&gt; Section16a - Champs et parcelles</w:t>
+      </w:r>
+    </w:p>
+    <w:p>
+      <w:pPr>
+        <w:ind w:left="283"/>
+      </w:pPr>
+      <w:r>
+        <w:rPr>
+          <w:sz w:val="20"/>
+        </w:rPr>
+        <w:t>- La section 16 du ménage de DOUDOU GUEYE n'est pas renseigné, prière de renseigner.</w:t>
       </w:r>
     </w:p>
     <w:p>
@@ -3300,7 +4830,7 @@
           </w:tcPr>
           <w:p>
             <w:r/>
-            <w:hyperlink r:id="rId13">
+            <w:hyperlink r:id="rId16">
               <w:r>
                 <w:rPr>
                   <w:color w:val="0563C1"/>
@@ -3334,9 +4864,7 @@
         </w:rPr>
         <w:t xml:space="preserve">- Avertissement!!!  malick ndiaye  ne possède pas le téléphone android, a accès à l'internet , prière de confirmer cette information. </w:t>
         <w:br/>
-        <w:t xml:space="preserve">-  Avertissement!!!  ndeye amy ndiaye  ne possède pas le téléphone android, a accès à l'internet , prière de confirmer cette information. </w:t>
-        <w:br/>
-        <w:t>- Les informations sur l'acte de naissance (ni Jours, ni mois et ni années) de  pape matar ndiaye  manquent, s'il vous plait pouvez-vous fournir d'effort pour avoir ces informations.</w:t>
+        <w:t>-  Avertissement!!!  ndeye amy ndiaye  ne possède pas le téléphone android, a accès à l'internet , prière de confirmer cette information.</w:t>
       </w:r>
     </w:p>
     <w:p>
@@ -3371,7 +4899,7 @@
           <w:color w:val="4672C4"/>
           <w:sz w:val="22"/>
         </w:rPr>
-        <w:t>&gt;&gt; Section3 - Sante</w:t>
+        <w:t>&gt;&gt; Section4b - Emploi - Activite principale</w:t>
       </w:r>
     </w:p>
     <w:p>
@@ -3382,7 +4910,30 @@
         <w:rPr>
           <w:sz w:val="20"/>
         </w:rPr>
-        <w:t>- || La section n'est pas renseignée pour malick ndiaye, prière de la renseigner.</w:t>
+        <w:t>- Avertissement!!! abdou aziz ndiaye est un Employés administratifs non classés ailleurs qui travaille dans Entreprise Privée et a declaré comme catégorie socioprofessionnelle Ouvrier ou employé qualifié , prière de vérifier cette information de catégorie socioprofessionnelle auprès de l'enquêté (e) ou confirmer avec le QG.</w:t>
+      </w:r>
+    </w:p>
+    <w:p>
+      <w:r>
+        <w:rPr>
+          <w:b/>
+          <w:color w:val="4672C4"/>
+          <w:sz w:val="22"/>
+        </w:rPr>
+        <w:t>&gt;&gt; Section4c - Emploi - Activite secondaire</w:t>
+      </w:r>
+    </w:p>
+    <w:p>
+      <w:pPr>
+        <w:ind w:left="283"/>
+      </w:pPr>
+      <w:r>
+        <w:rPr>
+          <w:sz w:val="20"/>
+        </w:rPr>
+        <w:t xml:space="preserve">- Avertissement!!! les informations de abdou aziz ndiaye sur le nombre de mois, jours ou heures de son emploi secondaire sont superieur a celles de son emploi principal , veuillez corriger ou confirmer aupres du QG. </w:t>
+        <w:br/>
+        <w:t>- Avertissement!!! les informations de pape matar ndiaye sur le nombre de mois, jours ou heures de son emploi secondaire sont superieur a celles de son emploi principal , veuillez corriger ou confirmer aupres du QG.</w:t>
       </w:r>
     </w:p>
     <w:p>
@@ -3403,17 +4954,7 @@
         <w:rPr>
           <w:sz w:val="20"/>
         </w:rPr>
-        <w:t xml:space="preserve">- Il est impératif de renseigner la question : #Est-ce que ALASSANE NDIAYE possède un compte dans les établissements financiers suivants ou une carte prépayée ?# même si la personne ne dispose pas de compte, veuillez les renseigner s'il vous plaît. </w:t>
-        <w:br/>
-        <w:t xml:space="preserve">- Il est impératif de renseigner la question : #Est-ce que Fatou ndiaye possède un compte dans les établissements financiers suivants ou une carte prépayée ?# même si la personne ne dispose pas de compte, veuillez les renseigner s'il vous plaît. </w:t>
-        <w:br/>
-        <w:t xml:space="preserve">- Il est impératif de renseigner la question : #Est-ce que abdou aziz ndiaye possède un compte dans les établissements financiers suivants ou une carte prépayée ?# même si la personne ne dispose pas de compte, veuillez les renseigner s'il vous plaît. </w:t>
-        <w:br/>
-        <w:t xml:space="preserve">- Il est impératif de renseigner la question : #Est-ce que malick ndiaye possède un compte dans les établissements financiers suivants ou une carte prépayée ?# même si la personne ne dispose pas de compte, veuillez les renseigner s'il vous plaît. </w:t>
-        <w:br/>
-        <w:t xml:space="preserve">- Il est impératif de renseigner la question : #Est-ce que ndeye amy ndiaye possède un compte dans les établissements financiers suivants ou une carte prépayée ?# même si la personne ne dispose pas de compte, veuillez les renseigner s'il vous plaît. </w:t>
-        <w:br/>
-        <w:t>- Il est impératif de renseigner la question : #Est-ce que pape matar ndiaye possède un compte dans les établissements financiers suivants ou une carte prépayée ?# même si la personne ne dispose pas de compte, veuillez les renseigner s'il vous plaît.</w:t>
+        <w:t>- Avertissement!!! abdou aziz ndiaye a demandé un crédit auprès d'une institution financière au cours des 12 derniers mois, qui a obtenu un crédit auprès d'une de ces institutions au cours des 12 derniers mois dit n'avoir pas beneficer de crédit immobilier. Veuillez vous rassurez réellement que la personne n'a pas affecté de crédit immobilier.</w:t>
       </w:r>
     </w:p>
     <w:p>
@@ -3423,7 +4964,7 @@
           <w:color w:val="4672C4"/>
           <w:sz w:val="22"/>
         </w:rPr>
-        <w:t>&gt;&gt; Section7a1 - Repas pris a l'exterieur du menage</w:t>
+        <w:t>&gt;&gt; Section7b - Consommation alimentaire - 7 jours</w:t>
       </w:r>
     </w:p>
     <w:p>
@@ -3434,101 +4975,7 @@
         <w:rPr>
           <w:sz w:val="20"/>
         </w:rPr>
-        <w:t>- Attention ! La section sur le repas pris à l'extérieur du ménage n'est pas renseignée à 100 %. Prière de vérifier l'ensemble des questions relatives à cette section et de les renseigner en totalité.</w:t>
-      </w:r>
-    </w:p>
-    <w:p>
-      <w:r>
-        <w:rPr>
-          <w:b/>
-          <w:color w:val="4672C4"/>
-          <w:sz w:val="22"/>
-        </w:rPr>
-        <w:t>&gt;&gt; Section7a2 - Repas pris a l'exterieur du menage</w:t>
-      </w:r>
-    </w:p>
-    <w:p>
-      <w:pPr>
-        <w:ind w:left="283"/>
-      </w:pPr>
-      <w:r>
-        <w:rPr>
-          <w:sz w:val="20"/>
-        </w:rPr>
-        <w:t xml:space="preserve">- La section sur le repas pris à l'extérieur du ménage du membre ALASSANE NDIAYE n'est pas renseignée à 100 %. Prière de vérifier l'ensemble des questions relatives à ce membre et de les renseigner en totalité. </w:t>
-        <w:br/>
-        <w:t xml:space="preserve">- La section sur le repas pris à l'extérieur du ménage du membre Fatou ndiaye n'est pas renseignée à 100 %. Prière de vérifier l'ensemble des questions relatives à ce membre et de les renseigner en totalité. </w:t>
-        <w:br/>
-        <w:t xml:space="preserve">- La section sur le repas pris à l'extérieur du ménage du membre abdou aziz ndiaye n'est pas renseignée à 100 %. Prière de vérifier l'ensemble des questions relatives à ce membre et de les renseigner en totalité. </w:t>
-        <w:br/>
-        <w:t xml:space="preserve">- La section sur le repas pris à l'extérieur du ménage du membre malick ndiaye n'est pas renseignée à 100 %. Prière de vérifier l'ensemble des questions relatives à ce membre et de les renseigner en totalité. </w:t>
-        <w:br/>
-        <w:t xml:space="preserve">- La section sur le repas pris à l'extérieur du ménage du membre ndeye amy ndiaye n'est pas renseignée à 100 %. Prière de vérifier l'ensemble des questions relatives à ce membre et de les renseigner en totalité. </w:t>
-        <w:br/>
-        <w:t>- La section sur le repas pris à l'extérieur du ménage du membre pape matar ndiaye n'est pas renseignée à 100 %. Prière de vérifier l'ensemble des questions relatives à ce membre et de les renseigner en totalité.</w:t>
-      </w:r>
-    </w:p>
-    <w:p>
-      <w:r>
-        <w:rPr>
-          <w:b/>
-          <w:color w:val="4672C4"/>
-          <w:sz w:val="22"/>
-        </w:rPr>
-        <w:t>&gt;&gt; Section8 - Sécurite alimentaire</w:t>
-      </w:r>
-    </w:p>
-    <w:p>
-      <w:pPr>
-        <w:ind w:left="283"/>
-      </w:pPr>
-      <w:r>
-        <w:rPr>
-          <w:sz w:val="20"/>
-        </w:rPr>
-        <w:t>- Toutes les questions de la section 8 ne sont pas renseignées, prière de renseigner.</w:t>
-      </w:r>
-    </w:p>
-    <w:p>
-      <w:r>
-        <w:rPr>
-          <w:b/>
-          <w:color w:val="4672C4"/>
-          <w:sz w:val="22"/>
-        </w:rPr>
-        <w:t>&gt;&gt; Section9a - Depenses de fetes et ceremonies</w:t>
-      </w:r>
-    </w:p>
-    <w:p>
-      <w:pPr>
-        <w:ind w:left="283"/>
-      </w:pPr>
-      <w:r>
-        <w:rPr>
-          <w:sz w:val="20"/>
-        </w:rPr>
-        <w:t>- Il est improbable d'avoir un ménage qui n'a pas effectué aucune dépense au moins lors d'une de ces fêtes, prière de revoir cette partie pour ce ménage.</w:t>
-      </w:r>
-    </w:p>
-    <w:p>
-      <w:r>
-        <w:rPr>
-          <w:b/>
-          <w:color w:val="4672C4"/>
-          <w:sz w:val="22"/>
-        </w:rPr>
-        <w:t>&gt;&gt; Section9b - Depenses non-alimentaires - 7 jours</w:t>
-      </w:r>
-    </w:p>
-    <w:p>
-      <w:pPr>
-        <w:ind w:left="283"/>
-      </w:pPr>
-      <w:r>
-        <w:rPr>
-          <w:sz w:val="20"/>
-        </w:rPr>
-        <w:t>- Il est difficile d'avoir un ménage qui n'a effectué aucune des dépenses mentionnées au cours de 7 derniers jours, prière de revoir la section 9B pour ce ménage.</w:t>
+        <w:t>- Attention ! Le prix unitaire d'achat (500 Fcfa) de Huile d'arachide raffinée en Litre (taille unique) est relativement faible par rapport aux autres prix observés dans cette zone. Prière de corriger ou de confirmer avec le QG. Avertissement!!! Le ménage a consommé 7 Paquet Petit de Thé en sachet, cette quantité semble anormale pour une consommation des 7 derniers jours.Prière de corriger ou de confirmer avec le QG. Avertissement!! le prix unitaire (100 Fcfa) de Thé en sachet (unité: Paquet) de taille Petit est très faible ou élevé. Prière de corriger ou de confirmer avec le QG. Incohérence!! Dans ce ménage, chaque individus consomme par jour 76.33024 Kg  de cereale; Prière de revoir les quantités prises de ces produits.</w:t>
       </w:r>
     </w:p>
     <w:p>
@@ -3549,91 +4996,7 @@
         <w:rPr>
           <w:sz w:val="20"/>
         </w:rPr>
-        <w:t>- Il est moins probable q'un ménage n'ait effectué de dépense sur les produits/services cités au cours de 30 derniers jours, Veuillez revoir la section 9C pour ce ménage.</w:t>
-      </w:r>
-    </w:p>
-    <w:p>
-      <w:r>
-        <w:rPr>
-          <w:b/>
-          <w:color w:val="4672C4"/>
-          <w:sz w:val="22"/>
-        </w:rPr>
-        <w:t>&gt;&gt; Section9d - Depenses non-alimentaires - 3 mois</w:t>
-      </w:r>
-    </w:p>
-    <w:p>
-      <w:pPr>
-        <w:ind w:left="283"/>
-      </w:pPr>
-      <w:r>
-        <w:rPr>
-          <w:sz w:val="20"/>
-        </w:rPr>
-        <w:t>- Difficile pour un ménage de ne pas avoir effectué de dépenses au cours de 3 derniers mois sur les produits/services cités (Section 9D), prière de revoir la section pour ce ménage.</w:t>
-      </w:r>
-    </w:p>
-    <w:p>
-      <w:r>
-        <w:rPr>
-          <w:b/>
-          <w:color w:val="4672C4"/>
-          <w:sz w:val="22"/>
-        </w:rPr>
-        <w:t>&gt;&gt; Section9e - Depenses non-alimentaires - 6 mois</w:t>
-      </w:r>
-    </w:p>
-    <w:p>
-      <w:pPr>
-        <w:ind w:left="283"/>
-      </w:pPr>
-      <w:r>
-        <w:rPr>
-          <w:sz w:val="20"/>
-        </w:rPr>
-        <w:t>- Moins possible d'avoir un ménage qui n'a effectué aucune des dépenses au cours de 6 derniers mois, prière de revoir la section pour ce ménage</w:t>
-      </w:r>
-    </w:p>
-    <w:p>
-      <w:r>
-        <w:rPr>
-          <w:b/>
-          <w:color w:val="4672C4"/>
-          <w:sz w:val="22"/>
-        </w:rPr>
-        <w:t>&gt;&gt; Section9f - Depenses non-alimentaires - 12 mois</w:t>
-      </w:r>
-    </w:p>
-    <w:p>
-      <w:pPr>
-        <w:ind w:left="283"/>
-      </w:pPr>
-      <w:r>
-        <w:rPr>
-          <w:sz w:val="20"/>
-        </w:rPr>
-        <w:t>- Moins possible d'avoir un ménage qui n'a effectué aucune des dépenses au cours de 12 derniers mois, veuillez revoir la section pour ce ménage.</w:t>
-      </w:r>
-    </w:p>
-    <w:p>
-      <w:r>
-        <w:rPr>
-          <w:b/>
-          <w:color w:val="4672C4"/>
-          <w:sz w:val="22"/>
-        </w:rPr>
-        <w:t>&gt;&gt; Section10a - Existence entreprise non agricole</w:t>
-      </w:r>
-    </w:p>
-    <w:p>
-      <w:pPr>
-        <w:ind w:left="283"/>
-      </w:pPr>
-      <w:r>
-        <w:rPr>
-          <w:sz w:val="20"/>
-        </w:rPr>
-        <w:t>- La section 10a du ménage de ALASSANE NDIAYE n'est pas totalement renseigné ou n'a pas commencé, prière de renseigner toutes les questions de la section 10 avant d'entamer la section 10b</w:t>
+        <w:t>- La dernière fois que vous avez acheté Frais de blanchiment des vêtements, linge, etc. (Pressing) est voisine et semble exister dans les modalités, prière de prendre attache avec le QG pour plus d'explication afin de la classer bien.</w:t>
       </w:r>
     </w:p>
     <w:p>
@@ -3654,49 +5017,7 @@
         <w:rPr>
           <w:sz w:val="20"/>
         </w:rPr>
-        <w:t>- Le type de logement du ménage doit être renseigné, prière de renseigner</w:t>
-      </w:r>
-    </w:p>
-    <w:p>
-      <w:r>
-        <w:rPr>
-          <w:b/>
-          <w:color w:val="4672C4"/>
-          <w:sz w:val="22"/>
-        </w:rPr>
-        <w:t>&gt;&gt; Section12 - Actifs du menage</w:t>
-      </w:r>
-    </w:p>
-    <w:p>
-      <w:pPr>
-        <w:ind w:left="283"/>
-      </w:pPr>
-      <w:r>
-        <w:rPr>
-          <w:sz w:val="20"/>
-        </w:rPr>
-        <w:t>- La section 12 n'a pas été renseigner ou ce ménage ne possede aucun biens, prière de la renseigner ou de revoir la section 12 de ce ménage.</w:t>
-      </w:r>
-    </w:p>
-    <w:p>
-      <w:r>
-        <w:rPr>
-          <w:b/>
-          <w:color w:val="4672C4"/>
-          <w:sz w:val="22"/>
-        </w:rPr>
-        <w:t>&gt;&gt; Section14 - Chocs</w:t>
-      </w:r>
-    </w:p>
-    <w:p>
-      <w:pPr>
-        <w:ind w:left="283"/>
-      </w:pPr>
-      <w:r>
-        <w:rPr>
-          <w:sz w:val="20"/>
-        </w:rPr>
-        <w:t>- Avertissement!! Le ménage n'a été négativement affecté par aucun des problèmes donnés dans la section 14. Confirmez vous cette information avec le QG?</w:t>
+        <w:t>- Avertissement!! la principale source d’énergie pour la cuisine semble ne pas bonne, prière de corriger ou confirmer avec le QG. La principale source d'énergie ( Charbon minéral) pour la cusine semble incoherent, prière de corriger ou confirmer.</w:t>
       </w:r>
     </w:p>
     <w:p>
@@ -3717,7 +5038,7 @@
         <w:rPr>
           <w:sz w:val="20"/>
         </w:rPr>
-        <w:t>- Avertissement!! Aucun membre dans ce ménage n'a entendu parler d'aucun programme de la section 15, prière de confirmer ce cas avec le QG.</w:t>
+        <w:t>- Le temps que le ménage a réçu pour Plan Sesame par jour semble incoherent. Prière de corriger.</w:t>
       </w:r>
     </w:p>
     <w:p>
@@ -3748,7 +5069,7 @@
           <w:color w:val="4672C4"/>
           <w:sz w:val="22"/>
         </w:rPr>
-        <w:t>&gt;&gt; Section18b - Chasse</w:t>
+        <w:t>&gt;&gt; Section17 - Elevage</w:t>
       </w:r>
     </w:p>
     <w:p>
@@ -3759,7 +5080,28 @@
         <w:rPr>
           <w:sz w:val="20"/>
         </w:rPr>
-        <w:t>- Prière de renseigner la section 18 (La chasse).</w:t>
+        <w:t>- Incohérence!! Le ménage a dit qu'il a abbatu un animal dans les fêtes mais vous n'avez declaré aucun nombre d'animal abbatu dans les fêtes, prière de renseigner les nombre dans les questions (s17q18a s17q18b s17q18c s17q18d s17q18e s17q18f s17q18g s17q18h s17q18i).</w:t>
+      </w:r>
+    </w:p>
+    <w:p>
+      <w:r>
+        <w:rPr>
+          <w:b/>
+          <w:color w:val="4672C4"/>
+          <w:sz w:val="22"/>
+        </w:rPr>
+        <w:t>&gt;&gt; Section19 - Equipements agricoles</w:t>
+      </w:r>
+    </w:p>
+    <w:p>
+      <w:pPr>
+        <w:ind w:left="283"/>
+      </w:pPr>
+      <w:r>
+        <w:rPr>
+          <w:sz w:val="20"/>
+        </w:rPr>
+        <w:t>- Attention ! Machette a été revendu à 2000 Fcfa qui est relativement élevé par rapport aux autres prix de revente observés dans cette zone. Prière de corriger ou de confirmer avec le QG.</w:t>
       </w:r>
     </w:p>
     <w:p>
@@ -4063,7 +5405,7 @@
           </w:tcPr>
           <w:p>
             <w:r/>
-            <w:hyperlink r:id="rId14">
+            <w:hyperlink r:id="rId17">
               <w:r>
                 <w:rPr>
                   <w:color w:val="0563C1"/>
@@ -4166,7 +5508,7 @@
         <w:rPr>
           <w:sz w:val="20"/>
         </w:rPr>
-        <w:t>- Attention ! Le prix unitaire d'achat (400 Fcfa) de Capitaine frais en Tas (Petit) est relativement faible par rapport aux autres prix observés dans cette zone. Prière de corriger ou de confirmer avec le QG. Attention ! Le prix unitaire d'achat (50 Fcfa) de Lait en poudre en Sachets (Petit) est relativement faible par rapport aux autres prix observés dans cette zone. Prière de corriger ou de confirmer avec le QG. Avertissement!! le prix unitaire (100 Fcfa) de Thé en sachet (unité: Sachets) de taille Petit est très faible ou élevé. Prière de corriger ou de confirmer avec le QG. Incohérence!! Dans ce ménage, chaque individus consomme par jour 55.90714 Kg  de cereale; Prière de revoir les quantités prises de ces produits.</w:t>
+        <w:t>- Attention ! Le prix unitaire d'achat (400 Fcfa) de Capitaine frais en Tas (Petit) est relativement faible par rapport aux autres prix observés dans cette zone. Prière de corriger ou de confirmer avec le QG. Avertissement!! le prix unitaire (100 Fcfa) de Thé en sachet (unité: Sachets) de taille Petit est très faible ou élevé. Prière de corriger ou de confirmer avec le QG. Incohérence!! Dans ce ménage, chaque individus consomme par jour 90.25 Kg  de cereale; Prière de revoir les quantités prises de ces produits.</w:t>
       </w:r>
     </w:p>
     <w:p>
@@ -4598,7 +5940,7 @@
           </w:tcPr>
           <w:p>
             <w:r/>
-            <w:hyperlink r:id="rId15">
+            <w:hyperlink r:id="rId18">
               <w:r>
                 <w:rPr>
                   <w:color w:val="0563C1"/>
@@ -4693,7 +6035,7 @@
         <w:rPr>
           <w:sz w:val="20"/>
         </w:rPr>
-        <w:t>- Attention ! Le prix unitaire d'achat (1600 Fcfa) de Café moulu en Sachets industriel (Moyen) est relativement élevé par rapport aux autres prix observés dans cette zone. Prière de corriger ou de confirmer avec le QG. Attention ! Le prix unitaire d'achat (500 Fcfa) de Poivre en Sachets (Moyen) est relativement élevé par rapport aux autres prix observés dans cette zone. Prière de corriger ou de confirmer avec le QG. Avertissement!!! Le ménage a consommé 14 Kg taille unique de Sucre en poudre , cette quantité semble anormale pour une consommation des 7 derniers jours.Prière de corriger ou de confirmer avec le QG.</w:t>
+        <w:t>- Attention ! Le prix unitaire d'achat (1600 Fcfa) de Café moulu en Sachets industriel (Moyen) est relativement élevé par rapport aux autres prix observés dans cette zone. Prière de corriger ou de confirmer avec le QG. Attention ! Le prix unitaire d'achat (500 Fcfa) de Poivre en Sachets (Moyen) est relativement élevé par rapport aux autres prix observés dans cette zone. Prière de corriger ou de confirmer avec le QG.</w:t>
       </w:r>
     </w:p>
     <w:p>
@@ -5106,7 +6448,7 @@
           </w:tcPr>
           <w:p>
             <w:r/>
-            <w:hyperlink r:id="rId16">
+            <w:hyperlink r:id="rId19">
               <w:r>
                 <w:rPr>
                   <w:color w:val="0563C1"/>
@@ -5242,56 +6584,6 @@
           <w:color w:val="4672C4"/>
           <w:sz w:val="22"/>
         </w:rPr>
-        <w:t>&gt;&gt; Section7a1 - Repas pris a l'exterieur du menage</w:t>
-      </w:r>
-    </w:p>
-    <w:p>
-      <w:pPr>
-        <w:ind w:left="283"/>
-      </w:pPr>
-      <w:r>
-        <w:rPr>
-          <w:sz w:val="20"/>
-        </w:rPr>
-        <w:t>- Attention ! La section sur le repas pris à l'extérieur du ménage n'est pas renseignée à 100 %. Prière de vérifier l'ensemble des questions relatives à cette section et de les renseigner en totalité.</w:t>
-      </w:r>
-    </w:p>
-    <w:p>
-      <w:r>
-        <w:rPr>
-          <w:b/>
-          <w:color w:val="4672C4"/>
-          <w:sz w:val="22"/>
-        </w:rPr>
-        <w:t>&gt;&gt; Section7a2 - Repas pris a l'exterieur du menage</w:t>
-      </w:r>
-    </w:p>
-    <w:p>
-      <w:pPr>
-        <w:ind w:left="283"/>
-      </w:pPr>
-      <w:r>
-        <w:rPr>
-          <w:sz w:val="20"/>
-        </w:rPr>
-        <w:t xml:space="preserve">- La section sur le repas pris à l'extérieur du ménage du membre ALIOU NDIAYE n'est pas renseignée à 100 %. Prière de vérifier l'ensemble des questions relatives à ce membre et de les renseigner en totalité. </w:t>
-        <w:br/>
-        <w:t xml:space="preserve">- La section sur le repas pris à l'extérieur du ménage du membre Khady ndao thioye n'est pas renseignée à 100 %. Prière de vérifier l'ensemble des questions relatives à ce membre et de les renseigner en totalité. </w:t>
-        <w:br/>
-        <w:t xml:space="preserve">- La section sur le repas pris à l'extérieur du ménage du membre elhadji modou tall n'est pas renseignée à 100 %. Prière de vérifier l'ensemble des questions relatives à ce membre et de les renseigner en totalité. </w:t>
-        <w:br/>
-        <w:t xml:space="preserve">- La section sur le repas pris à l'extérieur du ménage du membre khady ndao n'est pas renseignée à 100 %. Prière de vérifier l'ensemble des questions relatives à ce membre et de les renseigner en totalité. </w:t>
-        <w:br/>
-        <w:t>- La section sur le repas pris à l'extérieur du ménage du membre khady ndiaye n'est pas renseignée à 100 %. Prière de vérifier l'ensemble des questions relatives à ce membre et de les renseigner en totalité.</w:t>
-      </w:r>
-    </w:p>
-    <w:p>
-      <w:r>
-        <w:rPr>
-          <w:b/>
-          <w:color w:val="4672C4"/>
-          <w:sz w:val="22"/>
-        </w:rPr>
         <w:t>&gt;&gt; Section7b - Consommation alimentaire - 7 jours</w:t>
       </w:r>
     </w:p>
@@ -5303,7 +6595,7 @@
         <w:rPr>
           <w:sz w:val="20"/>
         </w:rPr>
-        <w:t>- Le ménage a consommé Ail mais les informations sur la quantité, l'unité ou la taille ne sont pas renseignées.Prière de renseigner. Le ménage a consommé Arachides pilées mais les informations sur la quantité, l'unité ou la taille ne sont pas renseignées.Prière de renseigner. Le ménage a consommé Aubergine   mais les informations sur la quantité, l'unité ou la taille ne sont pas renseignées.Prière de renseigner. Le ménage a consommé Aubergine sauvage  mais les informations sur la quantité, l'unité ou la taille ne sont pas renseignées.Prière de renseigner. Le ménage a consommé Autres condiments (persil, céléri, etc.) mais les informations sur la quantité, l'unité ou la taille ne sont pas renseignées.Prière de renseigner. Le ménage a consommé Autres tisanes et infusions n.d.a. (quinqueliba, citronnelle, etc.) mais les informations sur la quantité, l'unité ou la taille ne sont pas renseignées.Prière de renseigner. Le ménage a consommé Beurre mais les informations sur la quantité, l'unité ou la taille ne sont pas renseignées.Prière de renseigner. Le ménage a consommé Café en poudre soluble mais les informations sur la quantité, l'unité ou la taille ne sont pas renseignées.Prière de renseigner. Le ménage a consommé Capitaine frais mais les informations sur la quantité, l'unité ou la taille ne sont pas renseignées.Prière de renseigner. Le ménage a consommé Carotte mais les informations sur la quantité, l'unité ou la taille ne sont pas renseignées.Prière de renseigner. Le ménage a consommé Carpe frais mais les informations sur la quantité, l'unité ou la taille ne sont pas renseignées.Prière de renseigner. Le ménage a consommé Carpe séchée mais les informations sur la quantité, l'unité ou la taille ne sont pas renseignées.Prière de renseigner. Le ménage a consommé Choux mais les informations sur la quantité, l'unité ou la taille ne sont pas renseignées.Prière de renseigner. Le ménage a consommé Citron mais les informations sur la quantité, l'unité ou la taille ne sont pas renseignées.Prière de renseigner. Le ménage a consommé Concentré de tomate mais les informations sur la quantité, l'unité ou la taille ne sont pas renseignées.Prière de renseigner. Le ménage a consommé Courge mais les informations sur la quantité, l'unité ou la taille ne sont pas renseignées.Prière de renseigner. Le ménage a consommé Cube alimentaire (Maggi, Jumbo, ) mais les informations sur la quantité, l'unité ou la taille ne sont pas renseignées.Prière de renseigner. Le ménage a consommé Feuilles de  Haricot mais les informations sur la quantité, l'unité ou la taille ne sont pas renseignées.Prière de renseigner. Le ménage a consommé Gombo frais mais les informations sur la quantité, l'unité ou la taille ne sont pas renseignées.Prière de renseigner. Le ménage a consommé Huile d'arachide raffinée mais les informations sur la quantité, l'unité ou la taille ne sont pas renseignées.Prière de renseigner. Le ménage a consommé Huile de palme raffinée mais les informations sur la quantité, l'unité ou la taille ne sont pas renseignées.Prière de renseigner. Le ménage a consommé Lait en poudre mais les informations sur la quantité, l'unité ou la taille ne sont pas renseignées.Prière de renseigner. Le ménage a consommé Mandarine/Clémentine mais les informations sur la quantité, l'unité ou la taille ne sont pas renseignées.Prière de renseigner. Le ménage a consommé Moutarde mais les informations sur la quantité, l'unité ou la taille ne sont pas renseignées.Prière de renseigner. Le ménage a consommé Mâchoiron séchée (Kon) mais les informations sur la quantité, l'unité ou la taille ne sont pas renseignées.Prière de renseigner. Le ménage a consommé Niébé/Haricots secs mais les informations sur la quantité, l'unité ou la taille ne sont pas renseignées.Prière de renseigner. Le ménage a consommé Oignon frais mais les informations sur la quantité, l'unité ou la taille ne sont pas renseignées.Prière de renseigner. Le ménage a consommé Orange  mais les informations sur la quantité, l'unité ou la taille ne sont pas renseignées.Prière de renseigner. Le ménage a consommé Pain moderne (Baguette) mais les informations sur la quantité, l'unité ou la taille ne sont pas renseignées.Prière de renseigner. Le ménage a consommé Pastèque mais les informations sur la quantité, l'unité ou la taille ne sont pas renseignées.Prière de renseigner. Le ménage a consommé Patate douce mais les informations sur la quantité, l'unité ou la taille ne sont pas renseignées.Prière de renseigner. Le ménage a consommé Petit pois secs mais les informations sur la quantité, l'unité ou la taille ne sont pas renseignées.Prière de renseigner. Le ménage a consommé Piment frais mais les informations sur la quantité, l'unité ou la taille ne sont pas renseignées.Prière de renseigner. Le ménage a consommé Piment séché mais les informations sur la quantité, l'unité ou la taille ne sont pas renseignées.Prière de renseigner. Le ménage a consommé Poisson de mer séché (yayeboye) mais les informations sur la quantité, l'unité ou la taille ne sont pas renseignées.Prière de renseigner. Le ménage a consommé Poisson frais type 10 mais les informations sur la quantité, l'unité ou la taille ne sont pas renseignées.Prière de renseigner. Le ménage a consommé Poisson frais type 11 mais les informations sur la quantité, l'unité ou la taille ne sont pas renseignées.Prière de renseigner. Le ménage a consommé Poisson frais type 9 mais les informations sur la quantité, l'unité ou la taille ne sont pas renseignées.Prière de renseigner. Le ménage a consommé Poivre mais les informations sur la quantité, l'unité ou la taille ne sont pas renseignées.Prière de renseigner. Le ménage a consommé Poivron frais mais les informations sur la quantité, l'unité ou la taille ne sont pas renseignées.Prière de renseigner. Le ménage a consommé Pomme de terre mais les informations sur la quantité, l'unité ou la taille ne sont pas renseignées.Prière de renseigner. Le ménage a consommé Pâte d'arachide mais les informations sur la quantité, l'unité ou la taille ne sont pas renseignées.Prière de renseigner. Le ménage a consommé Riz importé parfumé mais les informations sur la quantité, l'unité ou la taille ne sont pas renseignées.Prière de renseigner. Le ménage a consommé Sel mais les informations sur la quantité, l'unité ou la taille ne sont pas renseignées.Prière de renseigner. Difficile de consommer le Sel en   prière de verifier. Le ménage a consommé Silure séché mais les informations sur la quantité, l'unité ou la taille ne sont pas renseignées.Prière de renseigner. Le ménage a consommé Soumbala (moutarde africaine) mais les informations sur la quantité, l'unité ou la taille ne sont pas renseignées.Prière de renseigner. Le ménage a consommé Sucre en poudre  mais les informations sur la quantité, l'unité ou la taille ne sont pas renseignées.Prière de renseigner. Le ménage a consommé Tamarin noir mais les informations sur la quantité, l'unité ou la taille ne sont pas renseignées.Prière de renseigner. Le ménage a consommé Thé en sachet mais les informations sur la quantité, l'unité ou la taille ne sont pas renseignées.Prière de renseigner. Avertissement!!! Le ménage a consommé .a   de Thé en sachet, cette quantité semble anormale pour une consommation des 7 derniers jours.Les ménages consomment géneralement en sachet ou en paquet, prière de corriger ou de confirmer avec le QG. Le ménage a consommé Tomate fraîche mais les informations sur la quantité, l'unité ou la taille ne sont pas renseignées.Prière de renseigner. Le ménage a consommé Viande de bœuf: filet, faux-filet mais les informations sur la quantité, l'unité ou la taille ne sont pas renseignées.Prière de renseigner. Le ménage a consommé Viande de poulet entier mais les informations sur la quantité, l'unité ou la taille ne sont pas renseignées.Prière de renseigner. Le ménage a consommé Vinaigre de vin mais les informations sur la quantité, l'unité ou la taille ne sont pas renseignées.Prière de renseigner. Le ménage a consommé Œufs frais mais les informations sur la quantité, l'unité ou la taille ne sont pas renseignées.Prière de renseigner.</w:t>
+        <w:t>- Attention ! Le prix unitaire d'achat (100 Fcfa) de Arachides pilées en Sachets (Moyen) est relativement faible par rapport aux autres prix observés dans cette zone. Prière de corriger ou de confirmer avec le QG. Avertissement!! La quantité (3.5 litre) du produit Huile d'arachide raffinée consommée  par le ménage semble très élevé, prière de corriger ou confirmer avec le QG. Avertissement!!! Le ménage a consommé 7 Paquet Petit de Thé en sachet, cette quantité semble anormale pour une consommation des 7 derniers jours.Prière de corriger ou de confirmer avec le QG. Avertissement!! le prix unitaire (100 Fcfa) de Thé en sachet (unité: Paquet) de taille Petit est très faible ou élevé. Prière de corriger ou de confirmer avec le QG. Incohérence!! Dans ce ménage, chaque individus consomme par jour 74.58571 Kg  de cereale; Prière de revoir les quantités prises de ces produits. Attention ! Le prix unitaire d'achat (360 Fcfa) de Riz importé parfumé en Kg (taille unique) est relativement faible par rapport aux autres prix observés dans cette zone. Prière de corriger ou de confirmer avec le QG.</w:t>
       </w:r>
     </w:p>
     <w:p>
@@ -5387,79 +6679,7 @@
         <w:rPr>
           <w:sz w:val="20"/>
         </w:rPr>
-        <w:t xml:space="preserve">- Avertissement!! La question s12q04 n'a pas été renseigner pour l'article: Appareil TV, prière de renseigner. </w:t>
-        <w:br/>
-        <w:t xml:space="preserve">- Avertissement!! La question s12q04 n'a pas été renseigner pour l'article: Armoires et autres meubles, prière de renseigner. </w:t>
-        <w:br/>
-        <w:t xml:space="preserve">- Avertissement!! La question s12q04 n'a pas été renseigner pour l'article: Bonbonne de gaz, prière de renseigner. </w:t>
-        <w:br/>
-        <w:t xml:space="preserve">- Avertissement!! La question s12q04 n'a pas été renseigner pour l'article: Congélateur, prière de renseigner. </w:t>
-        <w:br/>
-        <w:t xml:space="preserve">- Avertissement!! La question s12q04 n'a pas été renseigner pour l'article: Cuisinière à gaz ou électrique, prière de renseigner. </w:t>
-        <w:br/>
-        <w:t xml:space="preserve">- Avertissement!! La question s12q04 n'a pas été renseigner pour l'article: Fer à repasser à charbon, prière de renseigner. </w:t>
-        <w:br/>
-        <w:t xml:space="preserve">- Avertissement!! La question s12q04 n'a pas été renseigner pour l'article: Fer à repasser électrique, prière de renseigner. </w:t>
-        <w:br/>
-        <w:t xml:space="preserve">- Avertissement!! La question s12q04 n'a pas été renseigner pour l'article: Imprimante/Fax, prière de renseigner. </w:t>
-        <w:br/>
-        <w:t xml:space="preserve">- Avertissement!! La question s12q04 n'a pas été renseigner pour l'article: Lit, prière de renseigner. </w:t>
-        <w:br/>
-        <w:t xml:space="preserve">- Avertissement!! La question s12q04 n'a pas été renseigner pour l'article: Matelas simple, prière de renseigner. </w:t>
-        <w:br/>
-        <w:t xml:space="preserve">- Avertissement!! La question s12q04 n'a pas été renseigner pour l'article: Mixeur/Presse-fruits non électrique, prière de renseigner. </w:t>
-        <w:br/>
-        <w:t xml:space="preserve">- Avertissement!! La question s12q04 n'a pas été renseigner pour l'article: Ordinateur, prière de renseigner. </w:t>
-        <w:br/>
-        <w:t xml:space="preserve">- Avertissement!! La question s12q04 n'a pas été renseigner pour l'article: Radio simple/Radiocassette, prière de renseigner. </w:t>
-        <w:br/>
-        <w:t xml:space="preserve">- Avertissement!! La question s12q04 n'a pas été renseigner pour l'article: Téléphone portable, prière de renseigner. </w:t>
-        <w:br/>
-        <w:t xml:space="preserve">- Avertissement!! La question s12q04 n'a pas été renseigner pour l'article: Ventilateur sur pied, prière de renseigner. </w:t>
-        <w:br/>
-        <w:t>- Avertissement!! La question s12q04 n'a pas été renseigner pour l'article: Voiture personnelle, prière de renseigner.</w:t>
-      </w:r>
-    </w:p>
-    <w:p>
-      <w:r>
-        <w:rPr>
-          <w:b/>
-          <w:color w:val="4672C4"/>
-          <w:sz w:val="22"/>
-        </w:rPr>
-        <w:t>&gt;&gt; Section14 - Chocs</w:t>
-      </w:r>
-    </w:p>
-    <w:p>
-      <w:pPr>
-        <w:ind w:left="283"/>
-      </w:pPr>
-      <w:r>
-        <w:rPr>
-          <w:sz w:val="20"/>
-        </w:rPr>
-        <w:t>- Avertissement!! Le ménage n'a été négativement affecté par aucun des problèmes donnés dans la section 14. Confirmez vous cette information avec le QG?</w:t>
-      </w:r>
-    </w:p>
-    <w:p>
-      <w:r>
-        <w:rPr>
-          <w:b/>
-          <w:color w:val="4672C4"/>
-          <w:sz w:val="22"/>
-        </w:rPr>
-        <w:t>&gt;&gt; Section15 - Filets sociaux</w:t>
-      </w:r>
-    </w:p>
-    <w:p>
-      <w:pPr>
-        <w:ind w:left="283"/>
-      </w:pPr>
-      <w:r>
-        <w:rPr>
-          <w:sz w:val="20"/>
-        </w:rPr>
-        <w:t>- Avertissement!! Aucun membre dans ce ménage n'a entendu parler d'aucun programme de la section 15, prière de confirmer ce cas avec le QG.</w:t>
+        <w:t>- Attention ! Table à manger  (table + chaises) a été revendu à 60000 Fcfa qui est relativement élevé par rapport aux autres prix de revente observés dans cette zone. Prière de corriger ou de confirmer avec le QG.</w:t>
       </w:r>
     </w:p>
     <w:p>
@@ -5784,7 +7004,7 @@
           </w:tcPr>
           <w:p>
             <w:r/>
-            <w:hyperlink r:id="rId17">
+            <w:hyperlink r:id="rId20">
               <w:r>
                 <w:rPr>
                   <w:color w:val="0563C1"/>
@@ -5899,60 +7119,6 @@
           <w:color w:val="4672C4"/>
           <w:sz w:val="22"/>
         </w:rPr>
-        <w:t>&gt;&gt; Section7a1 - Repas pris a l'exterieur du menage</w:t>
-      </w:r>
-    </w:p>
-    <w:p>
-      <w:pPr>
-        <w:ind w:left="283"/>
-      </w:pPr>
-      <w:r>
-        <w:rPr>
-          <w:sz w:val="20"/>
-        </w:rPr>
-        <w:t>- Attention ! La section sur le repas pris à l'extérieur du ménage n'est pas renseignée à 100 %. Prière de vérifier l'ensemble des questions relatives à cette section et de les renseigner en totalité.</w:t>
-      </w:r>
-    </w:p>
-    <w:p>
-      <w:r>
-        <w:rPr>
-          <w:b/>
-          <w:color w:val="4672C4"/>
-          <w:sz w:val="22"/>
-        </w:rPr>
-        <w:t>&gt;&gt; Section7a2 - Repas pris a l'exterieur du menage</w:t>
-      </w:r>
-    </w:p>
-    <w:p>
-      <w:pPr>
-        <w:ind w:left="283"/>
-      </w:pPr>
-      <w:r>
-        <w:rPr>
-          <w:sz w:val="20"/>
-        </w:rPr>
-        <w:t xml:space="preserve">- La section sur le repas pris à l'extérieur du ménage du membre Bigué Mbodje Ndao n'est pas renseignée à 100 %. Prière de vérifier l'ensemble des questions relatives à ce membre et de les renseigner en totalité. </w:t>
-        <w:br/>
-        <w:t xml:space="preserve">- La section sur le repas pris à l'extérieur du ménage du membre Ndeye Marie gueye n'est pas renseignée à 100 %. Prière de vérifier l'ensemble des questions relatives à ce membre et de les renseigner en totalité. </w:t>
-        <w:br/>
-        <w:t xml:space="preserve">- La section sur le repas pris à l'extérieur du ménage du membre balé ngérare ndao n'est pas renseignée à 100 %. Prière de vérifier l'ensemble des questions relatives à ce membre et de les renseigner en totalité. </w:t>
-        <w:br/>
-        <w:t xml:space="preserve">- La section sur le repas pris à l'extérieur du ménage du membre ndeye boury ndao n'est pas renseignée à 100 %. Prière de vérifier l'ensemble des questions relatives à ce membre et de les renseigner en totalité. </w:t>
-        <w:br/>
-        <w:t xml:space="preserve">- La section sur le repas pris à l'extérieur du ménage du membre ndeye marie ba n'est pas renseignée à 100 %. Prière de vérifier l'ensemble des questions relatives à ce membre et de les renseigner en totalité. </w:t>
-        <w:br/>
-        <w:t xml:space="preserve">- La section sur le repas pris à l'extérieur du ménage du membre ndiaté ndao n'est pas renseignée à 100 %. Prière de vérifier l'ensemble des questions relatives à ce membre et de les renseigner en totalité. </w:t>
-        <w:br/>
-        <w:t>- La section sur le repas pris à l'extérieur du ménage du membre souleymane diène n'est pas renseignée à 100 %. Prière de vérifier l'ensemble des questions relatives à ce membre et de les renseigner en totalité.</w:t>
-      </w:r>
-    </w:p>
-    <w:p>
-      <w:r>
-        <w:rPr>
-          <w:b/>
-          <w:color w:val="4672C4"/>
-          <w:sz w:val="22"/>
-        </w:rPr>
         <w:t>&gt;&gt; Section7b - Consommation alimentaire - 7 jours</w:t>
       </w:r>
     </w:p>
@@ -5964,7 +7130,7 @@
         <w:rPr>
           <w:sz w:val="20"/>
         </w:rPr>
-        <w:t>- Le ménage a consommé Abats et tripes de mouton et de chèvre mais les informations sur la quantité, l'unité ou la taille ne sont pas renseignées.Prière de renseigner. Le ménage a consommé Ail mais les informations sur la quantité, l'unité ou la taille ne sont pas renseignées.Prière de renseigner. Le ménage a consommé Arachides grillées décortiquées mais les informations sur la quantité, l'unité ou la taille ne sont pas renseignées.Prière de renseigner. Le ménage a consommé Arachides pilées mais les informations sur la quantité, l'unité ou la taille ne sont pas renseignées.Prière de renseigner. Le ménage a consommé Arôme (Maggi, Jumbo, etc.) mais les informations sur la quantité, l'unité ou la taille ne sont pas renseignées.Prière de renseigner. Le ménage a consommé Aubergine   mais les informations sur la quantité, l'unité ou la taille ne sont pas renseignées.Prière de renseigner. Le ménage a consommé Aubergine sauvage  mais les informations sur la quantité, l'unité ou la taille ne sont pas renseignées.Prière de renseigner. Le ménage a consommé Autre légumes frais n.d.a. mais les informations sur la quantité, l'unité ou la taille ne sont pas renseignées.Prière de renseigner. Le ménage a consommé Autres condiments (persil, céléri, etc.) mais les informations sur la quantité, l'unité ou la taille ne sont pas renseignées.Prière de renseigner. Le ménage a consommé Autres tisanes et infusions n.d.a. (quinqueliba, citronnelle, etc.) mais les informations sur la quantité, l'unité ou la taille ne sont pas renseignées.Prière de renseigner. Le ménage a consommé Banane douce mais les informations sur la quantité, l'unité ou la taille ne sont pas renseignées.Prière de renseigner. Le ménage a consommé Beignets de farine de boulangerie mais les informations sur la quantité, l'unité ou la taille ne sont pas renseignées.Prière de renseigner. Le ménage a consommé Beignets de maïs, mil, haricot mais les informations sur la quantité, l'unité ou la taille ne sont pas renseignées.Prière de renseigner. Le ménage a consommé Beurre mais les informations sur la quantité, l'unité ou la taille ne sont pas renseignées.Prière de renseigner. Le ménage a consommé Biscuits mais les informations sur la quantité, l'unité ou la taille ne sont pas renseignées.Prière de renseigner. Le ménage a consommé Boissons énergisantes (cody's, 3X, rinho, doppel, okalamar, etc.) mais les informations sur la quantité, l'unité ou la taille ne sont pas renseignées.Prière de renseigner. Le ménage a consommé Café moulu mais les informations sur la quantité, l'unité ou la taille ne sont pas renseignées.Prière de renseigner. Le ménage a consommé Capitaine frais mais les informations sur la quantité, l'unité ou la taille ne sont pas renseignées.Prière de renseigner. Le ménage a consommé Carotte mais les informations sur la quantité, l'unité ou la taille ne sont pas renseignées.Prière de renseigner. Le ménage a consommé Carpe séchée mais les informations sur la quantité, l'unité ou la taille ne sont pas renseignées.Prière de renseigner. Le ménage a consommé Choux mais les informations sur la quantité, l'unité ou la taille ne sont pas renseignées.Prière de renseigner. Le ménage a consommé Citron mais les informations sur la quantité, l'unité ou la taille ne sont pas renseignées.Prière de renseigner. Le ménage a consommé Concentré de tomate mais les informations sur la quantité, l'unité ou la taille ne sont pas renseignées.Prière de renseigner. Le ménage a consommé Concombre mais les informations sur la quantité, l'unité ou la taille ne sont pas renseignées.Prière de renseigner. Le ménage a consommé Courge mais les informations sur la quantité, l'unité ou la taille ne sont pas renseignées.Prière de renseigner. Le ménage a consommé Cube alimentaire (Maggi, Jumbo, ) mais les informations sur la quantité, l'unité ou la taille ne sont pas renseignées.Prière de renseigner. Le ménage a consommé Eau minérale/filtrée en bouteille locale mais les informations sur la quantité, l'unité ou la taille ne sont pas renseignées.Prière de renseigner. Le ménage a consommé Escargots mais les informations sur la quantité, l'unité ou la taille ne sont pas renseignées.Prière de renseigner. Le ménage a consommé Farine de blé locale ou importée mais les informations sur la quantité, l'unité ou la taille ne sont pas renseignées.Prière de renseigner. Le ménage a consommé Feuilles de  Haricot mais les informations sur la quantité, l'unité ou la taille ne sont pas renseignées.Prière de renseigner. Le ménage a consommé Feuilles de Fakoye (Feuille de corete) mais les informations sur la quantité, l'unité ou la taille ne sont pas renseignées.Prière de renseigner. Le ménage a consommé Fruit de baobab (pain de singe) mais les informations sur la quantité, l'unité ou la taille ne sont pas renseignées.Prière de renseigner. Le ménage a consommé Gingembre frais mais les informations sur la quantité, l'unité ou la taille ne sont pas renseignées.Prière de renseigner. Le ménage a consommé Gombo frais mais les informations sur la quantité, l'unité ou la taille ne sont pas renseignées.Prière de renseigner. Le ménage a consommé Huile d'arachide raffinée mais les informations sur la quantité, l'unité ou la taille ne sont pas renseignées.Prière de renseigner. Le ménage a consommé Jus de fruits type 2 (Tampico, Pressea,etc.) mais les informations sur la quantité, l'unité ou la taille ne sont pas renseignées.Prière de renseigner. Le ménage a consommé Lait en poudre mais les informations sur la quantité, l'unité ou la taille ne sont pas renseignées.Prière de renseigner. Le ménage a consommé Lait frais de vache mais les informations sur la quantité, l'unité ou la taille ne sont pas renseignées.Prière de renseigner. Le ménage a consommé Manioc en tubercules mais les informations sur la quantité, l'unité ou la taille ne sont pas renseignées.Prière de renseigner. Le ménage a consommé Mayonnaise mais les informations sur la quantité, l'unité ou la taille ne sont pas renseignées.Prière de renseigner. Le ménage a consommé Mil mais les informations sur la quantité, l'unité ou la taille ne sont pas renseignées.Prière de renseigner. Le ménage a consommé Moutarde mais les informations sur la quantité, l'unité ou la taille ne sont pas renseignées.Prière de renseigner. Le ménage a consommé Mâchoiron séchée (Kon) mais les informations sur la quantité, l'unité ou la taille ne sont pas renseignées.Prière de renseigner. Le ménage a consommé Niébé/Haricots secs mais les informations sur la quantité, l'unité ou la taille ne sont pas renseignées.Prière de renseigner. Le ménage a consommé Noix de cola mais les informations sur la quantité, l'unité ou la taille ne sont pas renseignées.Prière de renseigner. Le ménage a consommé Oignon frais mais les informations sur la quantité, l'unité ou la taille ne sont pas renseignées.Prière de renseigner. Le ménage a consommé Pain moderne (Baguette) mais les informations sur la quantité, l'unité ou la taille ne sont pas renseignées.Prière de renseigner. Le ménage a consommé Papaye mais les informations sur la quantité, l'unité ou la taille ne sont pas renseignées.Prière de renseigner. Le ménage a consommé Pastèque mais les informations sur la quantité, l'unité ou la taille ne sont pas renseignées.Prière de renseigner. Le ménage a consommé Patate douce mais les informations sur la quantité, l'unité ou la taille ne sont pas renseignées.Prière de renseigner. Le ménage a consommé Petit pois secs mais les informations sur la quantité, l'unité ou la taille ne sont pas renseignées.Prière de renseigner. Le ménage a consommé Piment frais mais les informations sur la quantité, l'unité ou la taille ne sont pas renseignées.Prière de renseigner. Le ménage a consommé Piment séché mais les informations sur la quantité, l'unité ou la taille ne sont pas renseignées.Prière de renseigner. Le ménage a consommé Poireau mais les informations sur la quantité, l'unité ou la taille ne sont pas renseignées.Prière de renseigner. Le ménage a consommé Poisson de mer séché (yayeboye) mais les informations sur la quantité, l'unité ou la taille ne sont pas renseignées.Prière de renseigner. Le ménage a consommé Poisson frais type 9 mais les informations sur la quantité, l'unité ou la taille ne sont pas renseignées.Prière de renseigner. Le ménage a consommé Poivre mais les informations sur la quantité, l'unité ou la taille ne sont pas renseignées.Prière de renseigner. Le ménage a consommé Poivron frais mais les informations sur la quantité, l'unité ou la taille ne sont pas renseignées.Prière de renseigner. Le ménage a consommé Pomme de terre mais les informations sur la quantité, l'unité ou la taille ne sont pas renseignées.Prière de renseigner. Le ménage a consommé Pâte d'arachide mais les informations sur la quantité, l'unité ou la taille ne sont pas renseignées.Prière de renseigner. Le ménage a consommé Riz local Gambiaka mais les informations sur la quantité, l'unité ou la taille ne sont pas renseignées.Prière de renseigner. Le ménage a consommé Salade (laitue) mais les informations sur la quantité, l'unité ou la taille ne sont pas renseignées.Prière de renseigner. Le ménage a consommé Sel mais les informations sur la quantité, l'unité ou la taille ne sont pas renseignées.Prière de renseigner. Difficile de consommer le Sel en   prière de verifier. Le ménage a consommé Silure séché mais les informations sur la quantité, l'unité ou la taille ne sont pas renseignées.Prière de renseigner. Le ménage a consommé Soumbala (moutarde africaine) mais les informations sur la quantité, l'unité ou la taille ne sont pas renseignées.Prière de renseigner. Le ménage a consommé Sucre en poudre  mais les informations sur la quantité, l'unité ou la taille ne sont pas renseignées.Prière de renseigner. Le ménage a consommé Tamarin noir mais les informations sur la quantité, l'unité ou la taille ne sont pas renseignées.Prière de renseigner. Le ménage a consommé Thé en sachet mais les informations sur la quantité, l'unité ou la taille ne sont pas renseignées.Prière de renseigner. Avertissement!!! Le ménage a consommé .a   de Thé en sachet, cette quantité semble anormale pour une consommation des 7 derniers jours.Les ménages consomment géneralement en sachet ou en paquet, prière de corriger ou de confirmer avec le QG. Le ménage a consommé Tomate fraîche mais les informations sur la quantité, l'unité ou la taille ne sont pas renseignées.Prière de renseigner. Le ménage a consommé Viande de bœuf: filet, faux-filet mais les informations sur la quantité, l'unité ou la taille ne sont pas renseignées.Prière de renseigner. Le ménage a consommé Viande de poulet entier mais les informations sur la quantité, l'unité ou la taille ne sont pas renseignées.Prière de renseigner. Le ménage a consommé Vinaigre de vin mais les informations sur la quantité, l'unité ou la taille ne sont pas renseignées.Prière de renseigner. Le ménage a consommé Yaourt mais les informations sur la quantité, l'unité ou la taille ne sont pas renseignées.Prière de renseigner. Le ménage a consommé Œufs frais mais les informations sur la quantité, l'unité ou la taille ne sont pas renseignées.Prière de renseigner.</w:t>
+        <w:t>- Attention ! Le prix unitaire d'achat (100 Fcfa) de Aubergine sauvage  en Pièce (Petit) est relativement élevé par rapport aux autres prix observés dans cette zone. Prière de corriger ou de confirmer avec le QG. Attention ! Le prix unitaire d'achat (50 Fcfa) de Concentré de tomate en Sachets industriel (Petit) est relativement faible par rapport aux autres prix observés dans cette zone. Prière de corriger ou de confirmer avec le QG. Attention ! Le prix unitaire d'achat (50 Fcfa) de Sel en Sachets (Moyen) est relativement faible par rapport aux autres prix observés dans cette zone. Prière de corriger ou de confirmer avec le QG. Avertissement!! La quantité (3.5 litre) du produit Huile d'arachide raffinée consommée  par le ménage semble très élevé, prière de corriger ou confirmer avec le QG. Avertissement!!! Le ménage a consommé 7 Paquet Petit de Thé en sachet, cette quantité semble anormale pour une consommation des 7 derniers jours.Prière de corriger ou de confirmer avec le QG. Avertissement!! le prix unitaire (700 Fcfa) de Thé en sachet (unité: Paquet) de taille Petit est très faible ou élevé. Prière de corriger ou de confirmer avec le QG. Attention ! Le prix unitaire d'achat (700 Fcfa) de Thé en sachet en Paquet (Petit) est relativement élevé par rapport aux autres prix observés dans cette zone. Prière de corriger ou de confirmer avec le QG. Incohérence!! Dans ce ménage, chaque individus consomme par jour 54.44653 Kg  de cereale; Prière de revoir les quantités prises de ces produits. Incohérence!! Dans ce ménage, chaque individus consomme par jour 54.44653 Kg  de cereale; Prière de revoir les quantités prises de ces produits. Le prix d'achat unitaire (200 Fcfa) de Mil en Kg de taille  taille unique  est très faible, prière de regarder les reponses prises dans les questions s07bq07a s07bq07b s07bq07c s07bq08 pour mieux corriger.</w:t>
       </w:r>
     </w:p>
     <w:p>
